--- a/python/python5_numpy_essentails.docx
+++ b/python/python5_numpy_essentails.docx
@@ -9,17 +9,17 @@
           <w:rFonts w:ascii="Calibri" w:hAnsi="Calibri" w:cs="Calibri"/>
           <w:b/>
           <w:bCs/>
-          <w:sz w:val="44"/>
-          <w:szCs w:val="44"/>
-        </w:rPr>
-      </w:pPr>
-      <w:r>
-        <w:rPr>
-          <w:rFonts w:ascii="Calibri" w:hAnsi="Calibri" w:cs="Calibri"/>
-          <w:b/>
-          <w:bCs/>
-          <w:sz w:val="44"/>
-          <w:szCs w:val="44"/>
+          <w:sz w:val="42"/>
+          <w:szCs w:val="42"/>
+        </w:rPr>
+      </w:pPr>
+      <w:r>
+        <w:rPr>
+          <w:rFonts w:ascii="Calibri" w:hAnsi="Calibri" w:cs="Calibri"/>
+          <w:b/>
+          <w:bCs/>
+          <w:sz w:val="42"/>
+          <w:szCs w:val="42"/>
         </w:rPr>
         <w:t>INDEX</w:t>
       </w:r>
@@ -48,52 +48,40 @@
           <w:rFonts w:ascii="Calibri" w:hAnsi="Calibri" w:cs="Calibri"/>
           <w:b/>
           <w:bCs/>
-          <w:sz w:val="36"/>
-          <w:szCs w:val="36"/>
-        </w:rPr>
-      </w:pPr>
-      <w:proofErr w:type="spellStart"/>
-      <w:r>
-        <w:rPr>
-          <w:rFonts w:ascii="Calibri" w:hAnsi="Calibri" w:cs="Calibri"/>
-          <w:b/>
-          <w:bCs/>
-          <w:sz w:val="36"/>
-          <w:szCs w:val="36"/>
+          <w:sz w:val="34"/>
+          <w:szCs w:val="34"/>
+        </w:rPr>
+      </w:pPr>
+      <w:r>
+        <w:rPr>
+          <w:rFonts w:ascii="Calibri" w:hAnsi="Calibri" w:cs="Calibri"/>
+          <w:b/>
+          <w:bCs/>
+          <w:sz w:val="34"/>
+          <w:szCs w:val="34"/>
         </w:rPr>
         <w:lastRenderedPageBreak/>
-        <w:t>Numpy</w:t>
-      </w:r>
-      <w:proofErr w:type="spellEnd"/>
-      <w:r>
-        <w:rPr>
-          <w:rFonts w:ascii="Calibri" w:hAnsi="Calibri" w:cs="Calibri"/>
-          <w:b/>
-          <w:bCs/>
-          <w:sz w:val="36"/>
-          <w:szCs w:val="36"/>
-        </w:rPr>
-        <w:t xml:space="preserve"> Essentials:</w:t>
-      </w:r>
-    </w:p>
-    <w:p>
-      <w:pPr>
-        <w:jc w:val="both"/>
-        <w:rPr>
-          <w:rFonts w:ascii="Calibri" w:hAnsi="Calibri" w:cs="Calibri"/>
-          <w:b/>
-          <w:bCs/>
-          <w:sz w:val="36"/>
-          <w:szCs w:val="36"/>
-        </w:rPr>
-      </w:pPr>
-      <w:r>
-        <w:rPr>
-          <w:rFonts w:ascii="Calibri" w:hAnsi="Calibri" w:cs="Calibri"/>
-          <w:b/>
-          <w:bCs/>
-          <w:sz w:val="36"/>
-          <w:szCs w:val="36"/>
+        <w:t>Numpy Essentials:</w:t>
+      </w:r>
+    </w:p>
+    <w:p>
+      <w:pPr>
+        <w:jc w:val="both"/>
+        <w:rPr>
+          <w:rFonts w:ascii="Calibri" w:hAnsi="Calibri" w:cs="Calibri"/>
+          <w:b/>
+          <w:bCs/>
+          <w:sz w:val="34"/>
+          <w:szCs w:val="34"/>
+        </w:rPr>
+      </w:pPr>
+      <w:r>
+        <w:rPr>
+          <w:rFonts w:ascii="Calibri" w:hAnsi="Calibri" w:cs="Calibri"/>
+          <w:b/>
+          <w:bCs/>
+          <w:sz w:val="34"/>
+          <w:szCs w:val="34"/>
         </w:rPr>
         <w:t>Introduction:</w:t>
       </w:r>
@@ -103,15 +91,15 @@
         <w:jc w:val="both"/>
         <w:rPr>
           <w:rFonts w:ascii="Calibri" w:hAnsi="Calibri" w:cs="Calibri"/>
-          <w:sz w:val="36"/>
-          <w:szCs w:val="36"/>
-        </w:rPr>
-      </w:pPr>
-      <w:r>
-        <w:rPr>
-          <w:rFonts w:ascii="Calibri" w:hAnsi="Calibri" w:cs="Calibri"/>
-          <w:sz w:val="36"/>
-          <w:szCs w:val="36"/>
+          <w:sz w:val="34"/>
+          <w:szCs w:val="34"/>
+        </w:rPr>
+      </w:pPr>
+      <w:r>
+        <w:rPr>
+          <w:rFonts w:ascii="Calibri" w:hAnsi="Calibri" w:cs="Calibri"/>
+          <w:sz w:val="34"/>
+          <w:szCs w:val="34"/>
         </w:rPr>
         <w:t xml:space="preserve"># NumPy introduces a special data structure called the </w:t>
       </w:r>
@@ -120,108 +108,106 @@
           <w:rFonts w:ascii="Calibri" w:hAnsi="Calibri" w:cs="Calibri"/>
           <w:b/>
           <w:bCs/>
-          <w:sz w:val="36"/>
-          <w:szCs w:val="36"/>
+          <w:sz w:val="34"/>
+          <w:szCs w:val="34"/>
         </w:rPr>
         <w:t>N-dimensional array</w:t>
       </w:r>
       <w:r>
         <w:rPr>
           <w:rFonts w:ascii="Calibri" w:hAnsi="Calibri" w:cs="Calibri"/>
-          <w:sz w:val="36"/>
-          <w:szCs w:val="36"/>
+          <w:sz w:val="34"/>
+          <w:szCs w:val="34"/>
         </w:rPr>
         <w:t xml:space="preserve">, or </w:t>
       </w:r>
-      <w:proofErr w:type="spellStart"/>
-      <w:r>
-        <w:rPr>
-          <w:rFonts w:ascii="Calibri" w:hAnsi="Calibri" w:cs="Calibri"/>
-          <w:b/>
-          <w:bCs/>
-          <w:sz w:val="36"/>
-          <w:szCs w:val="36"/>
+      <w:r>
+        <w:rPr>
+          <w:rFonts w:ascii="Calibri" w:hAnsi="Calibri" w:cs="Calibri"/>
+          <w:b/>
+          <w:bCs/>
+          <w:sz w:val="34"/>
+          <w:szCs w:val="34"/>
         </w:rPr>
         <w:t>ndarray</w:t>
       </w:r>
-      <w:proofErr w:type="spellEnd"/>
-      <w:r>
-        <w:rPr>
-          <w:rFonts w:ascii="Calibri" w:hAnsi="Calibri" w:cs="Calibri"/>
-          <w:sz w:val="36"/>
-          <w:szCs w:val="36"/>
+      <w:r>
+        <w:rPr>
+          <w:rFonts w:ascii="Calibri" w:hAnsi="Calibri" w:cs="Calibri"/>
+          <w:sz w:val="34"/>
+          <w:szCs w:val="34"/>
         </w:rPr>
         <w:t>. It’s like a list, but</w:t>
       </w:r>
       <w:r>
         <w:rPr>
           <w:rFonts w:ascii="Calibri" w:hAnsi="Calibri" w:cs="Calibri"/>
-          <w:sz w:val="36"/>
-          <w:szCs w:val="36"/>
+          <w:sz w:val="34"/>
+          <w:szCs w:val="34"/>
         </w:rPr>
         <w:t xml:space="preserve"> m</w:t>
       </w:r>
       <w:r>
         <w:rPr>
           <w:rFonts w:ascii="Calibri" w:hAnsi="Calibri" w:cs="Calibri"/>
-          <w:sz w:val="36"/>
-          <w:szCs w:val="36"/>
+          <w:sz w:val="34"/>
+          <w:szCs w:val="34"/>
         </w:rPr>
         <w:t>ore compact in memory</w:t>
       </w:r>
       <w:r>
         <w:rPr>
           <w:rFonts w:ascii="Calibri" w:hAnsi="Calibri" w:cs="Calibri"/>
-          <w:sz w:val="36"/>
-          <w:szCs w:val="36"/>
+          <w:sz w:val="34"/>
+          <w:szCs w:val="34"/>
         </w:rPr>
         <w:t>, m</w:t>
       </w:r>
       <w:r>
         <w:rPr>
           <w:rFonts w:ascii="Calibri" w:hAnsi="Calibri" w:cs="Calibri"/>
-          <w:sz w:val="36"/>
-          <w:szCs w:val="36"/>
+          <w:sz w:val="34"/>
+          <w:szCs w:val="34"/>
         </w:rPr>
         <w:t>uch faster for numerical operations</w:t>
       </w:r>
       <w:r>
         <w:rPr>
           <w:rFonts w:ascii="Calibri" w:hAnsi="Calibri" w:cs="Calibri"/>
-          <w:sz w:val="36"/>
-          <w:szCs w:val="36"/>
+          <w:sz w:val="34"/>
+          <w:szCs w:val="34"/>
         </w:rPr>
         <w:t xml:space="preserve"> </w:t>
       </w:r>
       <w:r>
         <w:rPr>
           <w:rFonts w:ascii="Calibri" w:hAnsi="Calibri" w:cs="Calibri"/>
-          <w:sz w:val="36"/>
-          <w:szCs w:val="36"/>
+          <w:sz w:val="34"/>
+          <w:szCs w:val="34"/>
         </w:rPr>
         <w:t>and c</w:t>
       </w:r>
       <w:r>
         <w:rPr>
           <w:rFonts w:ascii="Calibri" w:hAnsi="Calibri" w:cs="Calibri"/>
-          <w:sz w:val="36"/>
-          <w:szCs w:val="36"/>
+          <w:sz w:val="34"/>
+          <w:szCs w:val="34"/>
         </w:rPr>
         <w:t>an handle multi-dimensional data (like matrices)</w:t>
       </w:r>
       <w:r>
         <w:rPr>
           <w:rFonts w:ascii="Calibri" w:hAnsi="Calibri" w:cs="Calibri"/>
-          <w:sz w:val="36"/>
-          <w:szCs w:val="36"/>
+          <w:sz w:val="34"/>
+          <w:szCs w:val="34"/>
         </w:rPr>
         <w:t>.</w:t>
       </w:r>
       <w:r>
         <w:rPr>
           <w:rFonts w:ascii="Calibri" w:hAnsi="Calibri" w:cs="Calibri"/>
-          <w:sz w:val="36"/>
-          <w:szCs w:val="36"/>
+          <w:sz w:val="34"/>
+          <w:szCs w:val="34"/>
         </w:rPr>
         <w:t xml:space="preserve"> Python lists store elements separately in memory, while </w:t>
       </w:r>
@@ -230,32 +216,32 @@
           <w:rFonts w:ascii="Calibri" w:hAnsi="Calibri" w:cs="Calibri"/>
           <w:b/>
           <w:bCs/>
-          <w:sz w:val="36"/>
-          <w:szCs w:val="36"/>
+          <w:sz w:val="34"/>
+          <w:szCs w:val="34"/>
         </w:rPr>
         <w:t>NumPy</w:t>
       </w:r>
       <w:r>
         <w:rPr>
           <w:rFonts w:ascii="Calibri" w:hAnsi="Calibri" w:cs="Calibri"/>
-          <w:sz w:val="36"/>
-          <w:szCs w:val="36"/>
+          <w:sz w:val="34"/>
+          <w:szCs w:val="34"/>
         </w:rPr>
         <w:t xml:space="preserve"> arrays store them in contiguous memory blocks allowing vectorized operations (done at C-speed </w:t>
       </w:r>
       <w:r>
         <w:rPr>
           <w:rFonts w:ascii="Segoe UI Emoji" w:hAnsi="Segoe UI Emoji" w:cs="Segoe UI Emoji"/>
-          <w:sz w:val="36"/>
-          <w:szCs w:val="36"/>
+          <w:sz w:val="34"/>
+          <w:szCs w:val="34"/>
         </w:rPr>
         <w:t>🚀</w:t>
       </w:r>
       <w:r>
         <w:rPr>
           <w:rFonts w:ascii="Calibri" w:hAnsi="Calibri" w:cs="Calibri"/>
-          <w:sz w:val="36"/>
-          <w:szCs w:val="36"/>
+          <w:sz w:val="34"/>
+          <w:szCs w:val="34"/>
         </w:rPr>
         <w:t>).</w:t>
       </w:r>
@@ -265,29 +251,29 @@
         <w:jc w:val="both"/>
         <w:rPr>
           <w:rFonts w:ascii="Calibri" w:hAnsi="Calibri" w:cs="Calibri"/>
-          <w:sz w:val="36"/>
-          <w:szCs w:val="36"/>
-        </w:rPr>
-      </w:pPr>
-    </w:p>
-    <w:p>
-      <w:pPr>
-        <w:jc w:val="both"/>
-        <w:rPr>
-          <w:rFonts w:ascii="Calibri" w:hAnsi="Calibri" w:cs="Calibri"/>
-          <w:b/>
-          <w:bCs/>
-          <w:sz w:val="36"/>
-          <w:szCs w:val="36"/>
-        </w:rPr>
-      </w:pPr>
-      <w:r>
-        <w:rPr>
-          <w:rFonts w:ascii="Calibri" w:hAnsi="Calibri" w:cs="Calibri"/>
-          <w:b/>
-          <w:bCs/>
-          <w:sz w:val="36"/>
-          <w:szCs w:val="36"/>
+          <w:sz w:val="34"/>
+          <w:szCs w:val="34"/>
+        </w:rPr>
+      </w:pPr>
+    </w:p>
+    <w:p>
+      <w:pPr>
+        <w:jc w:val="both"/>
+        <w:rPr>
+          <w:rFonts w:ascii="Calibri" w:hAnsi="Calibri" w:cs="Calibri"/>
+          <w:b/>
+          <w:bCs/>
+          <w:sz w:val="34"/>
+          <w:szCs w:val="34"/>
+        </w:rPr>
+      </w:pPr>
+      <w:r>
+        <w:rPr>
+          <w:rFonts w:ascii="Calibri" w:hAnsi="Calibri" w:cs="Calibri"/>
+          <w:b/>
+          <w:bCs/>
+          <w:sz w:val="34"/>
+          <w:szCs w:val="34"/>
         </w:rPr>
         <w:t xml:space="preserve">Computing </w:t>
       </w:r>
@@ -296,8 +282,8 @@
           <w:rFonts w:ascii="Calibri" w:hAnsi="Calibri" w:cs="Calibri"/>
           <w:b/>
           <w:bCs/>
-          <w:sz w:val="36"/>
-          <w:szCs w:val="36"/>
+          <w:sz w:val="34"/>
+          <w:szCs w:val="34"/>
         </w:rPr>
         <w:t>Element-wise Operations:</w:t>
       </w:r>
@@ -307,23 +293,23 @@
         <w:jc w:val="both"/>
         <w:rPr>
           <w:rFonts w:ascii="Calibri" w:hAnsi="Calibri" w:cs="Calibri"/>
-          <w:sz w:val="36"/>
-          <w:szCs w:val="36"/>
-        </w:rPr>
-      </w:pPr>
-      <w:r>
-        <w:rPr>
-          <w:rFonts w:ascii="Calibri" w:hAnsi="Calibri" w:cs="Calibri"/>
-          <w:sz w:val="36"/>
-          <w:szCs w:val="36"/>
+          <w:sz w:val="34"/>
+          <w:szCs w:val="34"/>
+        </w:rPr>
+      </w:pPr>
+      <w:r>
+        <w:rPr>
+          <w:rFonts w:ascii="Calibri" w:hAnsi="Calibri" w:cs="Calibri"/>
+          <w:sz w:val="34"/>
+          <w:szCs w:val="34"/>
         </w:rPr>
         <w:t>#</w:t>
       </w:r>
       <w:r>
         <w:rPr>
           <w:rFonts w:ascii="Calibri" w:hAnsi="Calibri" w:cs="Calibri"/>
-          <w:sz w:val="36"/>
-          <w:szCs w:val="36"/>
+          <w:sz w:val="34"/>
+          <w:szCs w:val="34"/>
         </w:rPr>
         <w:t xml:space="preserve"> Element-wise operations mean performing a mathematical operation on each element of an array individually, instead of looping through it manually. Each operation is applied to every corresponding element in both arrays automatically, without using any for loop.</w:t>
       </w:r>
@@ -336,166 +322,90 @@
           <w:b/>
           <w:bCs/>
           <w:color w:val="D86DCB" w:themeColor="accent5" w:themeTint="99"/>
-          <w:sz w:val="36"/>
-          <w:szCs w:val="36"/>
-        </w:rPr>
-      </w:pPr>
-      <w:r>
-        <w:rPr>
-          <w:rFonts w:ascii="Calibri" w:hAnsi="Calibri" w:cs="Calibri"/>
-          <w:b/>
-          <w:bCs/>
-          <w:color w:val="D86DCB" w:themeColor="accent5" w:themeTint="99"/>
-          <w:sz w:val="36"/>
-          <w:szCs w:val="36"/>
-        </w:rPr>
-        <w:t xml:space="preserve">import </w:t>
-      </w:r>
-      <w:proofErr w:type="spellStart"/>
-      <w:r>
-        <w:rPr>
-          <w:rFonts w:ascii="Calibri" w:hAnsi="Calibri" w:cs="Calibri"/>
-          <w:b/>
-          <w:bCs/>
-          <w:color w:val="D86DCB" w:themeColor="accent5" w:themeTint="99"/>
-          <w:sz w:val="36"/>
-          <w:szCs w:val="36"/>
-        </w:rPr>
-        <w:t>numpy</w:t>
-      </w:r>
-      <w:proofErr w:type="spellEnd"/>
-      <w:r>
-        <w:rPr>
-          <w:rFonts w:ascii="Calibri" w:hAnsi="Calibri" w:cs="Calibri"/>
-          <w:b/>
-          <w:bCs/>
-          <w:color w:val="D86DCB" w:themeColor="accent5" w:themeTint="99"/>
-          <w:sz w:val="36"/>
-          <w:szCs w:val="36"/>
-        </w:rPr>
-        <w:t xml:space="preserve"> as np</w:t>
-      </w:r>
-    </w:p>
-    <w:p>
-      <w:pPr>
-        <w:jc w:val="both"/>
-        <w:rPr>
-          <w:rFonts w:ascii="Calibri" w:hAnsi="Calibri" w:cs="Calibri"/>
-          <w:b/>
-          <w:bCs/>
-          <w:color w:val="D86DCB" w:themeColor="accent5" w:themeTint="99"/>
-          <w:sz w:val="36"/>
-          <w:szCs w:val="36"/>
-        </w:rPr>
-      </w:pPr>
-      <w:r>
-        <w:rPr>
-          <w:rFonts w:ascii="Calibri" w:hAnsi="Calibri" w:cs="Calibri"/>
-          <w:b/>
-          <w:bCs/>
-          <w:color w:val="D86DCB" w:themeColor="accent5" w:themeTint="99"/>
-          <w:sz w:val="36"/>
-          <w:szCs w:val="36"/>
-        </w:rPr>
-        <w:t xml:space="preserve">a = </w:t>
-      </w:r>
-      <w:proofErr w:type="spellStart"/>
-      <w:proofErr w:type="gramStart"/>
-      <w:r>
-        <w:rPr>
-          <w:rFonts w:ascii="Calibri" w:hAnsi="Calibri" w:cs="Calibri"/>
-          <w:b/>
-          <w:bCs/>
-          <w:color w:val="D86DCB" w:themeColor="accent5" w:themeTint="99"/>
-          <w:sz w:val="36"/>
-          <w:szCs w:val="36"/>
-        </w:rPr>
-        <w:t>np.array</w:t>
-      </w:r>
-      <w:proofErr w:type="spellEnd"/>
-      <w:proofErr w:type="gramEnd"/>
-      <w:r>
-        <w:rPr>
-          <w:rFonts w:ascii="Calibri" w:hAnsi="Calibri" w:cs="Calibri"/>
-          <w:b/>
-          <w:bCs/>
-          <w:color w:val="D86DCB" w:themeColor="accent5" w:themeTint="99"/>
-          <w:sz w:val="36"/>
-          <w:szCs w:val="36"/>
-        </w:rPr>
-        <w:t>([1,2,3,4])</w:t>
-      </w:r>
-    </w:p>
-    <w:p>
-      <w:pPr>
-        <w:jc w:val="both"/>
-        <w:rPr>
-          <w:rFonts w:ascii="Calibri" w:hAnsi="Calibri" w:cs="Calibri"/>
-          <w:b/>
-          <w:bCs/>
-          <w:color w:val="D86DCB" w:themeColor="accent5" w:themeTint="99"/>
-          <w:sz w:val="36"/>
-          <w:szCs w:val="36"/>
-        </w:rPr>
-      </w:pPr>
-      <w:r>
-        <w:rPr>
-          <w:rFonts w:ascii="Calibri" w:hAnsi="Calibri" w:cs="Calibri"/>
-          <w:b/>
-          <w:bCs/>
-          <w:color w:val="D86DCB" w:themeColor="accent5" w:themeTint="99"/>
-          <w:sz w:val="36"/>
-          <w:szCs w:val="36"/>
-        </w:rPr>
-        <w:t xml:space="preserve">b = </w:t>
-      </w:r>
-      <w:proofErr w:type="spellStart"/>
-      <w:proofErr w:type="gramStart"/>
-      <w:r>
-        <w:rPr>
-          <w:rFonts w:ascii="Calibri" w:hAnsi="Calibri" w:cs="Calibri"/>
-          <w:b/>
-          <w:bCs/>
-          <w:color w:val="D86DCB" w:themeColor="accent5" w:themeTint="99"/>
-          <w:sz w:val="36"/>
-          <w:szCs w:val="36"/>
-        </w:rPr>
-        <w:t>np.array</w:t>
-      </w:r>
-      <w:proofErr w:type="spellEnd"/>
-      <w:proofErr w:type="gramEnd"/>
-      <w:r>
-        <w:rPr>
-          <w:rFonts w:ascii="Calibri" w:hAnsi="Calibri" w:cs="Calibri"/>
-          <w:b/>
-          <w:bCs/>
-          <w:color w:val="D86DCB" w:themeColor="accent5" w:themeTint="99"/>
-          <w:sz w:val="36"/>
-          <w:szCs w:val="36"/>
-        </w:rPr>
-        <w:t>([5,6,7,8])</w:t>
-      </w:r>
-    </w:p>
-    <w:p>
-      <w:pPr>
-        <w:jc w:val="both"/>
-        <w:rPr>
-          <w:rFonts w:ascii="Calibri" w:hAnsi="Calibri" w:cs="Calibri"/>
-          <w:b/>
-          <w:bCs/>
-          <w:color w:val="D86DCB" w:themeColor="accent5" w:themeTint="99"/>
-          <w:sz w:val="36"/>
-          <w:szCs w:val="36"/>
-        </w:rPr>
-      </w:pPr>
-      <w:r>
-        <w:rPr>
-          <w:rFonts w:ascii="Calibri" w:hAnsi="Calibri" w:cs="Calibri"/>
-          <w:b/>
-          <w:bCs/>
-          <w:color w:val="D86DCB" w:themeColor="accent5" w:themeTint="99"/>
-          <w:sz w:val="36"/>
-          <w:szCs w:val="36"/>
+          <w:sz w:val="34"/>
+          <w:szCs w:val="34"/>
+        </w:rPr>
+      </w:pPr>
+      <w:r>
+        <w:rPr>
+          <w:rFonts w:ascii="Calibri" w:hAnsi="Calibri" w:cs="Calibri"/>
+          <w:b/>
+          <w:bCs/>
+          <w:color w:val="D86DCB" w:themeColor="accent5" w:themeTint="99"/>
+          <w:sz w:val="34"/>
+          <w:szCs w:val="34"/>
+        </w:rPr>
+        <w:t>import numpy as np</w:t>
+      </w:r>
+    </w:p>
+    <w:p>
+      <w:pPr>
+        <w:jc w:val="both"/>
+        <w:rPr>
+          <w:rFonts w:ascii="Calibri" w:hAnsi="Calibri" w:cs="Calibri"/>
+          <w:b/>
+          <w:bCs/>
+          <w:color w:val="D86DCB" w:themeColor="accent5" w:themeTint="99"/>
+          <w:sz w:val="34"/>
+          <w:szCs w:val="34"/>
+        </w:rPr>
+      </w:pPr>
+      <w:r>
+        <w:rPr>
+          <w:rFonts w:ascii="Calibri" w:hAnsi="Calibri" w:cs="Calibri"/>
+          <w:b/>
+          <w:bCs/>
+          <w:color w:val="D86DCB" w:themeColor="accent5" w:themeTint="99"/>
+          <w:sz w:val="34"/>
+          <w:szCs w:val="34"/>
+        </w:rPr>
+        <w:t>a = np.array([1,2,3,4])</w:t>
+      </w:r>
+    </w:p>
+    <w:p>
+      <w:pPr>
+        <w:jc w:val="both"/>
+        <w:rPr>
+          <w:rFonts w:ascii="Calibri" w:hAnsi="Calibri" w:cs="Calibri"/>
+          <w:b/>
+          <w:bCs/>
+          <w:color w:val="D86DCB" w:themeColor="accent5" w:themeTint="99"/>
+          <w:sz w:val="34"/>
+          <w:szCs w:val="34"/>
+        </w:rPr>
+      </w:pPr>
+      <w:r>
+        <w:rPr>
+          <w:rFonts w:ascii="Calibri" w:hAnsi="Calibri" w:cs="Calibri"/>
+          <w:b/>
+          <w:bCs/>
+          <w:color w:val="D86DCB" w:themeColor="accent5" w:themeTint="99"/>
+          <w:sz w:val="34"/>
+          <w:szCs w:val="34"/>
+        </w:rPr>
+        <w:t>b = np.array([5,6,7,8])</w:t>
+      </w:r>
+    </w:p>
+    <w:p>
+      <w:pPr>
+        <w:jc w:val="both"/>
+        <w:rPr>
+          <w:rFonts w:ascii="Calibri" w:hAnsi="Calibri" w:cs="Calibri"/>
+          <w:b/>
+          <w:bCs/>
+          <w:color w:val="D86DCB" w:themeColor="accent5" w:themeTint="99"/>
+          <w:sz w:val="34"/>
+          <w:szCs w:val="34"/>
+        </w:rPr>
+      </w:pPr>
+      <w:r>
+        <w:rPr>
+          <w:rFonts w:ascii="Calibri" w:hAnsi="Calibri" w:cs="Calibri"/>
+          <w:b/>
+          <w:bCs/>
+          <w:color w:val="D86DCB" w:themeColor="accent5" w:themeTint="99"/>
+          <w:sz w:val="34"/>
+          <w:szCs w:val="34"/>
         </w:rPr>
         <w:t>result = a + b</w:t>
       </w:r>
@@ -508,18 +418,18 @@
           <w:b/>
           <w:bCs/>
           <w:color w:val="D86DCB" w:themeColor="accent5" w:themeTint="99"/>
-          <w:sz w:val="36"/>
-          <w:szCs w:val="36"/>
-        </w:rPr>
-      </w:pPr>
-      <w:r>
-        <w:rPr>
-          <w:rFonts w:ascii="Calibri" w:hAnsi="Calibri" w:cs="Calibri"/>
-          <w:b/>
-          <w:bCs/>
-          <w:color w:val="D86DCB" w:themeColor="accent5" w:themeTint="99"/>
-          <w:sz w:val="36"/>
-          <w:szCs w:val="36"/>
+          <w:sz w:val="34"/>
+          <w:szCs w:val="34"/>
+        </w:rPr>
+      </w:pPr>
+      <w:r>
+        <w:rPr>
+          <w:rFonts w:ascii="Calibri" w:hAnsi="Calibri" w:cs="Calibri"/>
+          <w:b/>
+          <w:bCs/>
+          <w:color w:val="D86DCB" w:themeColor="accent5" w:themeTint="99"/>
+          <w:sz w:val="34"/>
+          <w:szCs w:val="34"/>
         </w:rPr>
         <w:t>print(result)</w:t>
       </w:r>
@@ -529,15 +439,15 @@
         <w:jc w:val="both"/>
         <w:rPr>
           <w:rFonts w:ascii="Calibri" w:hAnsi="Calibri" w:cs="Calibri"/>
-          <w:sz w:val="36"/>
-          <w:szCs w:val="36"/>
-        </w:rPr>
-      </w:pPr>
-      <w:r>
-        <w:rPr>
-          <w:rFonts w:ascii="Calibri" w:hAnsi="Calibri" w:cs="Calibri"/>
-          <w:sz w:val="36"/>
-          <w:szCs w:val="36"/>
+          <w:sz w:val="34"/>
+          <w:szCs w:val="34"/>
+        </w:rPr>
+      </w:pPr>
+      <w:r>
+        <w:rPr>
+          <w:rFonts w:ascii="Calibri" w:hAnsi="Calibri" w:cs="Calibri"/>
+          <w:sz w:val="34"/>
+          <w:szCs w:val="34"/>
         </w:rPr>
         <w:t>Note: We can do other operations like subtraction, multiplication and division too.</w:t>
       </w:r>
@@ -549,120 +459,72 @@
           <w:rFonts w:ascii="Calibri" w:hAnsi="Calibri" w:cs="Calibri"/>
           <w:b/>
           <w:bCs/>
-          <w:sz w:val="36"/>
-          <w:szCs w:val="36"/>
-        </w:rPr>
-      </w:pPr>
-      <w:r>
-        <w:rPr>
-          <w:rFonts w:ascii="Calibri" w:hAnsi="Calibri" w:cs="Calibri"/>
-          <w:b/>
-          <w:bCs/>
-          <w:sz w:val="36"/>
-          <w:szCs w:val="36"/>
+          <w:sz w:val="34"/>
+          <w:szCs w:val="34"/>
+        </w:rPr>
+      </w:pPr>
+      <w:r>
+        <w:rPr>
+          <w:rFonts w:ascii="Calibri" w:hAnsi="Calibri" w:cs="Calibri"/>
+          <w:b/>
+          <w:bCs/>
+          <w:sz w:val="34"/>
+          <w:szCs w:val="34"/>
+        </w:rPr>
+        <w:t>Creating Sequence of Numbers using Numpy:</w:t>
+      </w:r>
+    </w:p>
+    <w:p>
+      <w:pPr>
+        <w:jc w:val="both"/>
+        <w:rPr>
+          <w:rFonts w:ascii="Calibri" w:hAnsi="Calibri" w:cs="Calibri"/>
+          <w:sz w:val="34"/>
+          <w:szCs w:val="34"/>
+        </w:rPr>
+      </w:pPr>
+      <w:r>
+        <w:rPr>
+          <w:rFonts w:ascii="Calibri" w:hAnsi="Calibri" w:cs="Calibri"/>
+          <w:sz w:val="34"/>
+          <w:szCs w:val="34"/>
         </w:rPr>
         <w:lastRenderedPageBreak/>
-        <w:t xml:space="preserve">Creating Sequence of Numbers using </w:t>
-      </w:r>
-      <w:proofErr w:type="spellStart"/>
-      <w:r>
-        <w:rPr>
-          <w:rFonts w:ascii="Calibri" w:hAnsi="Calibri" w:cs="Calibri"/>
-          <w:b/>
-          <w:bCs/>
-          <w:sz w:val="36"/>
-          <w:szCs w:val="36"/>
-        </w:rPr>
-        <w:t>Numpy</w:t>
-      </w:r>
-      <w:proofErr w:type="spellEnd"/>
-      <w:r>
-        <w:rPr>
-          <w:rFonts w:ascii="Calibri" w:hAnsi="Calibri" w:cs="Calibri"/>
-          <w:b/>
-          <w:bCs/>
-          <w:sz w:val="36"/>
-          <w:szCs w:val="36"/>
-        </w:rPr>
-        <w:t>:</w:t>
-      </w:r>
-    </w:p>
-    <w:p>
-      <w:pPr>
-        <w:jc w:val="both"/>
-        <w:rPr>
-          <w:rFonts w:ascii="Calibri" w:hAnsi="Calibri" w:cs="Calibri"/>
-          <w:sz w:val="36"/>
-          <w:szCs w:val="36"/>
-        </w:rPr>
-      </w:pPr>
-      <w:r>
-        <w:rPr>
-          <w:rFonts w:ascii="Calibri" w:hAnsi="Calibri" w:cs="Calibri"/>
-          <w:sz w:val="36"/>
-          <w:szCs w:val="36"/>
-        </w:rPr>
         <w:t xml:space="preserve"># </w:t>
       </w:r>
-      <w:proofErr w:type="spellStart"/>
-      <w:proofErr w:type="gramStart"/>
-      <w:r>
-        <w:rPr>
-          <w:rFonts w:ascii="Calibri" w:hAnsi="Calibri" w:cs="Calibri"/>
-          <w:b/>
-          <w:bCs/>
-          <w:sz w:val="36"/>
-          <w:szCs w:val="36"/>
-        </w:rPr>
-        <w:t>np.arange</w:t>
-      </w:r>
-      <w:proofErr w:type="spellEnd"/>
-      <w:proofErr w:type="gramEnd"/>
-      <w:r>
-        <w:rPr>
-          <w:rFonts w:ascii="Calibri" w:hAnsi="Calibri" w:cs="Calibri"/>
-          <w:b/>
-          <w:bCs/>
-          <w:sz w:val="36"/>
-          <w:szCs w:val="36"/>
-        </w:rPr>
-        <w:t>()</w:t>
-      </w:r>
-      <w:r>
-        <w:rPr>
-          <w:rFonts w:ascii="Calibri" w:hAnsi="Calibri" w:cs="Calibri"/>
-          <w:sz w:val="36"/>
-          <w:szCs w:val="36"/>
+      <w:r>
+        <w:rPr>
+          <w:rFonts w:ascii="Calibri" w:hAnsi="Calibri" w:cs="Calibri"/>
+          <w:b/>
+          <w:bCs/>
+          <w:sz w:val="34"/>
+          <w:szCs w:val="34"/>
+        </w:rPr>
+        <w:t>np.arange()</w:t>
+      </w:r>
+      <w:r>
+        <w:rPr>
+          <w:rFonts w:ascii="Calibri" w:hAnsi="Calibri" w:cs="Calibri"/>
+          <w:sz w:val="34"/>
+          <w:szCs w:val="34"/>
         </w:rPr>
         <w:t xml:space="preserve"> is a NumPy function that creates a sequence of numbers with a specific start, stop, and step value. Think of it like Python’s </w:t>
       </w:r>
-      <w:proofErr w:type="gramStart"/>
-      <w:r>
-        <w:rPr>
-          <w:rFonts w:ascii="Calibri" w:hAnsi="Calibri" w:cs="Calibri"/>
-          <w:b/>
-          <w:bCs/>
-          <w:sz w:val="36"/>
-          <w:szCs w:val="36"/>
-        </w:rPr>
-        <w:t>range(</w:t>
-      </w:r>
-      <w:proofErr w:type="gramEnd"/>
-      <w:r>
-        <w:rPr>
-          <w:rFonts w:ascii="Calibri" w:hAnsi="Calibri" w:cs="Calibri"/>
-          <w:b/>
-          <w:bCs/>
-          <w:sz w:val="36"/>
-          <w:szCs w:val="36"/>
-        </w:rPr>
-        <w:t>)</w:t>
-      </w:r>
-      <w:r>
-        <w:rPr>
-          <w:rFonts w:ascii="Calibri" w:hAnsi="Calibri" w:cs="Calibri"/>
-          <w:sz w:val="36"/>
-          <w:szCs w:val="36"/>
+      <w:r>
+        <w:rPr>
+          <w:rFonts w:ascii="Calibri" w:hAnsi="Calibri" w:cs="Calibri"/>
+          <w:b/>
+          <w:bCs/>
+          <w:sz w:val="34"/>
+          <w:szCs w:val="34"/>
+        </w:rPr>
+        <w:t>range()</w:t>
+      </w:r>
+      <w:r>
+        <w:rPr>
+          <w:rFonts w:ascii="Calibri" w:hAnsi="Calibri" w:cs="Calibri"/>
+          <w:sz w:val="34"/>
+          <w:szCs w:val="34"/>
         </w:rPr>
         <w:t>, but it returns a NumPy array instead of a list.</w:t>
       </w:r>
@@ -672,15 +534,15 @@
         <w:jc w:val="both"/>
         <w:rPr>
           <w:rFonts w:ascii="Calibri" w:hAnsi="Calibri" w:cs="Calibri"/>
-          <w:sz w:val="36"/>
-          <w:szCs w:val="36"/>
-        </w:rPr>
-      </w:pPr>
-      <w:r>
-        <w:rPr>
-          <w:rFonts w:ascii="Calibri" w:hAnsi="Calibri" w:cs="Calibri"/>
-          <w:sz w:val="36"/>
-          <w:szCs w:val="36"/>
+          <w:sz w:val="34"/>
+          <w:szCs w:val="34"/>
+        </w:rPr>
+      </w:pPr>
+      <w:r>
+        <w:rPr>
+          <w:rFonts w:ascii="Calibri" w:hAnsi="Calibri" w:cs="Calibri"/>
+          <w:sz w:val="34"/>
+          <w:szCs w:val="34"/>
         </w:rPr>
         <w:t># Syntax is like this</w:t>
       </w:r>
@@ -689,40 +551,16 @@
           <w:rFonts w:ascii="Calibri" w:hAnsi="Calibri" w:cs="Calibri"/>
           <w:b/>
           <w:bCs/>
-          <w:sz w:val="36"/>
-          <w:szCs w:val="36"/>
-        </w:rPr>
-        <w:t xml:space="preserve"> </w:t>
-      </w:r>
-      <w:proofErr w:type="spellStart"/>
-      <w:proofErr w:type="gramStart"/>
-      <w:r>
-        <w:rPr>
-          <w:rFonts w:ascii="Calibri" w:hAnsi="Calibri" w:cs="Calibri"/>
-          <w:b/>
-          <w:bCs/>
-          <w:sz w:val="36"/>
-          <w:szCs w:val="36"/>
-        </w:rPr>
-        <w:t>np.arange</w:t>
-      </w:r>
-      <w:proofErr w:type="spellEnd"/>
-      <w:proofErr w:type="gramEnd"/>
-      <w:r>
-        <w:rPr>
-          <w:rFonts w:ascii="Calibri" w:hAnsi="Calibri" w:cs="Calibri"/>
-          <w:b/>
-          <w:bCs/>
-          <w:sz w:val="36"/>
-          <w:szCs w:val="36"/>
-        </w:rPr>
-        <w:t xml:space="preserve">(start, stop, step). </w:t>
-      </w:r>
-      <w:r>
-        <w:rPr>
-          <w:rFonts w:ascii="Calibri" w:hAnsi="Calibri" w:cs="Calibri"/>
-          <w:sz w:val="36"/>
-          <w:szCs w:val="36"/>
+          <w:sz w:val="34"/>
+          <w:szCs w:val="34"/>
+        </w:rPr>
+        <w:t xml:space="preserve"> np.arange(start, stop, step). </w:t>
+      </w:r>
+      <w:r>
+        <w:rPr>
+          <w:rFonts w:ascii="Calibri" w:hAnsi="Calibri" w:cs="Calibri"/>
+          <w:sz w:val="34"/>
+          <w:szCs w:val="34"/>
         </w:rPr>
         <w:t>Parameters are</w:t>
       </w:r>
@@ -737,17 +575,17 @@
         <w:jc w:val="both"/>
         <w:rPr>
           <w:rFonts w:ascii="Calibri" w:hAnsi="Calibri" w:cs="Calibri"/>
-          <w:sz w:val="36"/>
-          <w:szCs w:val="36"/>
-        </w:rPr>
-      </w:pPr>
-      <w:r>
-        <w:rPr>
-          <w:rFonts w:ascii="Calibri" w:hAnsi="Calibri" w:cs="Calibri"/>
-          <w:b/>
-          <w:bCs/>
-          <w:sz w:val="36"/>
-          <w:szCs w:val="36"/>
+          <w:sz w:val="34"/>
+          <w:szCs w:val="34"/>
+        </w:rPr>
+      </w:pPr>
+      <w:r>
+        <w:rPr>
+          <w:rFonts w:ascii="Calibri" w:hAnsi="Calibri" w:cs="Calibri"/>
+          <w:b/>
+          <w:bCs/>
+          <w:sz w:val="34"/>
+          <w:szCs w:val="34"/>
         </w:rPr>
         <w:t>start</w:t>
       </w:r>
@@ -756,30 +594,32 @@
           <w:rFonts w:ascii="Calibri" w:hAnsi="Calibri" w:cs="Calibri"/>
           <w:b/>
           <w:bCs/>
-          <w:sz w:val="36"/>
-          <w:szCs w:val="36"/>
+          <w:sz w:val="34"/>
+          <w:szCs w:val="34"/>
         </w:rPr>
         <w:tab/>
       </w:r>
       <w:r>
         <w:rPr>
           <w:rFonts w:ascii="Calibri" w:hAnsi="Calibri" w:cs="Calibri"/>
-          <w:sz w:val="36"/>
-          <w:szCs w:val="36"/>
+          <w:sz w:val="34"/>
+          <w:szCs w:val="34"/>
         </w:rPr>
         <w:tab/>
       </w:r>
       <w:r>
         <w:rPr>
           <w:rFonts w:ascii="Calibri" w:hAnsi="Calibri" w:cs="Calibri"/>
+          <w:sz w:val="22"/>
+          <w:szCs w:val="22"/>
         </w:rPr>
         <w:sym w:font="Wingdings" w:char="F0E0"/>
       </w:r>
       <w:r>
         <w:rPr>
           <w:rFonts w:ascii="Calibri" w:hAnsi="Calibri" w:cs="Calibri"/>
-          <w:sz w:val="36"/>
-          <w:szCs w:val="36"/>
+          <w:sz w:val="34"/>
+          <w:szCs w:val="34"/>
         </w:rPr>
         <w:tab/>
         <w:t>Where the sequence begins</w:t>
@@ -795,17 +635,17 @@
         <w:jc w:val="both"/>
         <w:rPr>
           <w:rFonts w:ascii="Calibri" w:hAnsi="Calibri" w:cs="Calibri"/>
-          <w:sz w:val="36"/>
-          <w:szCs w:val="36"/>
-        </w:rPr>
-      </w:pPr>
-      <w:r>
-        <w:rPr>
-          <w:rFonts w:ascii="Calibri" w:hAnsi="Calibri" w:cs="Calibri"/>
-          <w:b/>
-          <w:bCs/>
-          <w:sz w:val="36"/>
-          <w:szCs w:val="36"/>
+          <w:sz w:val="34"/>
+          <w:szCs w:val="34"/>
+        </w:rPr>
+      </w:pPr>
+      <w:r>
+        <w:rPr>
+          <w:rFonts w:ascii="Calibri" w:hAnsi="Calibri" w:cs="Calibri"/>
+          <w:b/>
+          <w:bCs/>
+          <w:sz w:val="34"/>
+          <w:szCs w:val="34"/>
         </w:rPr>
         <w:t>stop</w:t>
       </w:r>
@@ -814,30 +654,32 @@
           <w:rFonts w:ascii="Calibri" w:hAnsi="Calibri" w:cs="Calibri"/>
           <w:b/>
           <w:bCs/>
-          <w:sz w:val="36"/>
-          <w:szCs w:val="36"/>
+          <w:sz w:val="34"/>
+          <w:szCs w:val="34"/>
         </w:rPr>
         <w:tab/>
       </w:r>
       <w:r>
         <w:rPr>
           <w:rFonts w:ascii="Calibri" w:hAnsi="Calibri" w:cs="Calibri"/>
-          <w:sz w:val="36"/>
-          <w:szCs w:val="36"/>
+          <w:sz w:val="34"/>
+          <w:szCs w:val="34"/>
         </w:rPr>
         <w:tab/>
       </w:r>
       <w:r>
         <w:rPr>
           <w:rFonts w:ascii="Calibri" w:hAnsi="Calibri" w:cs="Calibri"/>
+          <w:sz w:val="22"/>
+          <w:szCs w:val="22"/>
         </w:rPr>
         <w:sym w:font="Wingdings" w:char="F0E0"/>
       </w:r>
       <w:r>
         <w:rPr>
           <w:rFonts w:ascii="Calibri" w:hAnsi="Calibri" w:cs="Calibri"/>
-          <w:sz w:val="36"/>
-          <w:szCs w:val="36"/>
+          <w:sz w:val="34"/>
+          <w:szCs w:val="34"/>
         </w:rPr>
         <w:tab/>
         <w:t>Where the sequence ends, but not included</w:t>
@@ -853,47 +695,49 @@
         <w:jc w:val="both"/>
         <w:rPr>
           <w:rFonts w:ascii="Calibri" w:hAnsi="Calibri" w:cs="Calibri"/>
-          <w:sz w:val="36"/>
-          <w:szCs w:val="36"/>
-        </w:rPr>
-      </w:pPr>
-      <w:r>
-        <w:rPr>
-          <w:rFonts w:ascii="Calibri" w:hAnsi="Calibri" w:cs="Calibri"/>
-          <w:b/>
-          <w:bCs/>
-          <w:sz w:val="36"/>
-          <w:szCs w:val="36"/>
+          <w:sz w:val="34"/>
+          <w:szCs w:val="34"/>
+        </w:rPr>
+      </w:pPr>
+      <w:r>
+        <w:rPr>
+          <w:rFonts w:ascii="Calibri" w:hAnsi="Calibri" w:cs="Calibri"/>
+          <w:b/>
+          <w:bCs/>
+          <w:sz w:val="34"/>
+          <w:szCs w:val="34"/>
         </w:rPr>
         <w:t>step</w:t>
       </w:r>
       <w:r>
         <w:rPr>
           <w:rFonts w:ascii="Calibri" w:hAnsi="Calibri" w:cs="Calibri"/>
-          <w:sz w:val="36"/>
-          <w:szCs w:val="36"/>
+          <w:sz w:val="34"/>
+          <w:szCs w:val="34"/>
         </w:rPr>
         <w:tab/>
       </w:r>
       <w:r>
         <w:rPr>
           <w:rFonts w:ascii="Calibri" w:hAnsi="Calibri" w:cs="Calibri"/>
-          <w:sz w:val="36"/>
-          <w:szCs w:val="36"/>
+          <w:sz w:val="34"/>
+          <w:szCs w:val="34"/>
         </w:rPr>
         <w:tab/>
       </w:r>
       <w:r>
         <w:rPr>
           <w:rFonts w:ascii="Calibri" w:hAnsi="Calibri" w:cs="Calibri"/>
+          <w:sz w:val="22"/>
+          <w:szCs w:val="22"/>
         </w:rPr>
         <w:sym w:font="Wingdings" w:char="F0E0"/>
       </w:r>
       <w:r>
         <w:rPr>
           <w:rFonts w:ascii="Calibri" w:hAnsi="Calibri" w:cs="Calibri"/>
-          <w:sz w:val="36"/>
-          <w:szCs w:val="36"/>
+          <w:sz w:val="34"/>
+          <w:szCs w:val="34"/>
         </w:rPr>
         <w:tab/>
         <w:t>How much to increase each time (default = 1)</w:t>
@@ -904,810 +748,612 @@
         <w:jc w:val="both"/>
         <w:rPr>
           <w:rFonts w:ascii="Calibri" w:hAnsi="Calibri" w:cs="Calibri"/>
-          <w:sz w:val="36"/>
-          <w:szCs w:val="36"/>
-        </w:rPr>
-      </w:pPr>
-      <w:r>
-        <w:rPr>
-          <w:rFonts w:ascii="Calibri" w:hAnsi="Calibri" w:cs="Calibri"/>
-          <w:sz w:val="36"/>
-          <w:szCs w:val="36"/>
+          <w:sz w:val="34"/>
+          <w:szCs w:val="34"/>
+        </w:rPr>
+      </w:pPr>
+      <w:r>
+        <w:rPr>
+          <w:rFonts w:ascii="Calibri" w:hAnsi="Calibri" w:cs="Calibri"/>
+          <w:sz w:val="34"/>
+          <w:szCs w:val="34"/>
+        </w:rPr>
+        <w:t xml:space="preserve"># np.arange(1, 6) this means start at 1 end at 6 (but NOT included → NumPy stops before the stop value) so the output will be  </w:t>
+      </w:r>
+      <w:r>
+        <w:rPr>
+          <w:rFonts w:ascii="Calibri" w:hAnsi="Calibri" w:cs="Calibri"/>
+          <w:b/>
+          <w:bCs/>
+          <w:sz w:val="34"/>
+          <w:szCs w:val="34"/>
+        </w:rPr>
+        <w:t>array([1, 2, 3, 4, 5])</w:t>
+      </w:r>
+    </w:p>
+    <w:p>
+      <w:pPr>
+        <w:jc w:val="both"/>
+        <w:rPr>
+          <w:rFonts w:ascii="Calibri" w:hAnsi="Calibri" w:cs="Calibri"/>
+          <w:b/>
+          <w:bCs/>
+          <w:color w:val="D86DCB" w:themeColor="accent5" w:themeTint="99"/>
+          <w:sz w:val="34"/>
+          <w:szCs w:val="34"/>
+        </w:rPr>
+      </w:pPr>
+      <w:r>
+        <w:rPr>
+          <w:rFonts w:ascii="Calibri" w:hAnsi="Calibri" w:cs="Calibri"/>
+          <w:b/>
+          <w:bCs/>
+          <w:color w:val="D86DCB" w:themeColor="accent5" w:themeTint="99"/>
+          <w:sz w:val="34"/>
+          <w:szCs w:val="34"/>
+        </w:rPr>
+        <w:t>import numpy as np</w:t>
+      </w:r>
+    </w:p>
+    <w:p>
+      <w:pPr>
+        <w:jc w:val="both"/>
+        <w:rPr>
+          <w:rFonts w:ascii="Calibri" w:hAnsi="Calibri" w:cs="Calibri"/>
+          <w:b/>
+          <w:bCs/>
+          <w:color w:val="D86DCB" w:themeColor="accent5" w:themeTint="99"/>
+          <w:sz w:val="34"/>
+          <w:szCs w:val="34"/>
+        </w:rPr>
+      </w:pPr>
+      <w:r>
+        <w:rPr>
+          <w:rFonts w:ascii="Calibri" w:hAnsi="Calibri" w:cs="Calibri"/>
+          <w:b/>
+          <w:bCs/>
+          <w:color w:val="D86DCB" w:themeColor="accent5" w:themeTint="99"/>
+          <w:sz w:val="34"/>
+          <w:szCs w:val="34"/>
+        </w:rPr>
+        <w:t>numbers = np.arange(1, 6)</w:t>
+      </w:r>
+    </w:p>
+    <w:p>
+      <w:pPr>
+        <w:jc w:val="both"/>
+        <w:rPr>
+          <w:rFonts w:ascii="Calibri" w:hAnsi="Calibri" w:cs="Calibri"/>
+          <w:b/>
+          <w:bCs/>
+          <w:color w:val="D86DCB" w:themeColor="accent5" w:themeTint="99"/>
+          <w:sz w:val="34"/>
+          <w:szCs w:val="34"/>
+        </w:rPr>
+      </w:pPr>
+      <w:r>
+        <w:rPr>
+          <w:rFonts w:ascii="Calibri" w:hAnsi="Calibri" w:cs="Calibri"/>
+          <w:b/>
+          <w:bCs/>
+          <w:color w:val="D86DCB" w:themeColor="accent5" w:themeTint="99"/>
+          <w:sz w:val="34"/>
+          <w:szCs w:val="34"/>
+        </w:rPr>
+        <w:t>print(f'Sequence of Numbers : {numbers}')</w:t>
+      </w:r>
+    </w:p>
+    <w:p>
+      <w:pPr>
+        <w:jc w:val="both"/>
+        <w:rPr>
+          <w:rFonts w:ascii="Calibri" w:hAnsi="Calibri" w:cs="Calibri"/>
+          <w:b/>
+          <w:bCs/>
+          <w:color w:val="D86DCB" w:themeColor="accent5" w:themeTint="99"/>
+          <w:sz w:val="34"/>
+          <w:szCs w:val="34"/>
+        </w:rPr>
+      </w:pPr>
+      <w:r>
+        <w:rPr>
+          <w:rFonts w:ascii="Calibri" w:hAnsi="Calibri" w:cs="Calibri"/>
+          <w:b/>
+          <w:bCs/>
+          <w:color w:val="D86DCB" w:themeColor="accent5" w:themeTint="99"/>
+          <w:sz w:val="34"/>
+          <w:szCs w:val="34"/>
+        </w:rPr>
+        <w:t>numbers2 = np.arange(1,8,2)</w:t>
+      </w:r>
+    </w:p>
+    <w:p>
+      <w:pPr>
+        <w:jc w:val="both"/>
+        <w:rPr>
+          <w:rFonts w:ascii="Calibri" w:hAnsi="Calibri" w:cs="Calibri"/>
+          <w:b/>
+          <w:bCs/>
+          <w:color w:val="D86DCB" w:themeColor="accent5" w:themeTint="99"/>
+          <w:sz w:val="34"/>
+          <w:szCs w:val="34"/>
+        </w:rPr>
+      </w:pPr>
+      <w:r>
+        <w:rPr>
+          <w:rFonts w:ascii="Calibri" w:hAnsi="Calibri" w:cs="Calibri"/>
+          <w:b/>
+          <w:bCs/>
+          <w:color w:val="D86DCB" w:themeColor="accent5" w:themeTint="99"/>
+          <w:sz w:val="34"/>
+          <w:szCs w:val="34"/>
+        </w:rPr>
+        <w:t>print(f'Sequence of Numbers with step : {numbers2}')</w:t>
+      </w:r>
+    </w:p>
+    <w:p>
+      <w:pPr>
+        <w:jc w:val="both"/>
+        <w:rPr>
+          <w:rFonts w:ascii="Calibri" w:hAnsi="Calibri" w:cs="Calibri"/>
+          <w:sz w:val="34"/>
+          <w:szCs w:val="34"/>
+        </w:rPr>
+      </w:pPr>
+    </w:p>
+    <w:p>
+      <w:pPr>
+        <w:jc w:val="both"/>
+        <w:rPr>
+          <w:rFonts w:ascii="Calibri" w:hAnsi="Calibri" w:cs="Calibri"/>
+          <w:b/>
+          <w:bCs/>
+          <w:sz w:val="34"/>
+          <w:szCs w:val="34"/>
+        </w:rPr>
+      </w:pPr>
+      <w:r>
+        <w:rPr>
+          <w:rFonts w:ascii="Calibri" w:hAnsi="Calibri" w:cs="Calibri"/>
+          <w:b/>
+          <w:bCs/>
+          <w:sz w:val="34"/>
+          <w:szCs w:val="34"/>
+        </w:rPr>
+        <w:t>Broadcasting:</w:t>
+      </w:r>
+    </w:p>
+    <w:p>
+      <w:pPr>
+        <w:jc w:val="both"/>
+        <w:rPr>
+          <w:rFonts w:ascii="Calibri" w:hAnsi="Calibri" w:cs="Calibri"/>
+          <w:sz w:val="34"/>
+          <w:szCs w:val="34"/>
+        </w:rPr>
+      </w:pPr>
+      <w:r>
+        <w:rPr>
+          <w:rFonts w:ascii="Calibri" w:hAnsi="Calibri" w:cs="Calibri"/>
+          <w:sz w:val="34"/>
+          <w:szCs w:val="34"/>
         </w:rPr>
         <w:t xml:space="preserve"># </w:t>
       </w:r>
-      <w:proofErr w:type="spellStart"/>
-      <w:proofErr w:type="gramStart"/>
-      <w:r>
-        <w:rPr>
-          <w:rFonts w:ascii="Calibri" w:hAnsi="Calibri" w:cs="Calibri"/>
-          <w:sz w:val="36"/>
-          <w:szCs w:val="36"/>
-        </w:rPr>
-        <w:t>np.arange</w:t>
-      </w:r>
-      <w:proofErr w:type="spellEnd"/>
-      <w:proofErr w:type="gramEnd"/>
-      <w:r>
-        <w:rPr>
-          <w:rFonts w:ascii="Calibri" w:hAnsi="Calibri" w:cs="Calibri"/>
-          <w:sz w:val="36"/>
-          <w:szCs w:val="36"/>
-        </w:rPr>
-        <w:t xml:space="preserve">(1, 6) this means start at 1 end at 6 (but NOT included → NumPy stops before the stop value) so the output will be  </w:t>
-      </w:r>
-      <w:r>
-        <w:rPr>
-          <w:rFonts w:ascii="Calibri" w:hAnsi="Calibri" w:cs="Calibri"/>
-          <w:b/>
-          <w:bCs/>
-          <w:sz w:val="36"/>
-          <w:szCs w:val="36"/>
-        </w:rPr>
-        <w:t>array([1, 2, 3, 4, 5])</w:t>
-      </w:r>
-    </w:p>
-    <w:p>
-      <w:pPr>
-        <w:jc w:val="both"/>
-        <w:rPr>
-          <w:rFonts w:ascii="Calibri" w:hAnsi="Calibri" w:cs="Calibri"/>
-          <w:b/>
-          <w:bCs/>
-          <w:color w:val="D86DCB" w:themeColor="accent5" w:themeTint="99"/>
-          <w:sz w:val="36"/>
-          <w:szCs w:val="36"/>
-        </w:rPr>
-      </w:pPr>
-      <w:r>
-        <w:rPr>
-          <w:rFonts w:ascii="Calibri" w:hAnsi="Calibri" w:cs="Calibri"/>
-          <w:b/>
-          <w:bCs/>
-          <w:color w:val="D86DCB" w:themeColor="accent5" w:themeTint="99"/>
-          <w:sz w:val="36"/>
-          <w:szCs w:val="36"/>
-        </w:rPr>
-        <w:t xml:space="preserve">import </w:t>
-      </w:r>
-      <w:proofErr w:type="spellStart"/>
-      <w:r>
-        <w:rPr>
-          <w:rFonts w:ascii="Calibri" w:hAnsi="Calibri" w:cs="Calibri"/>
-          <w:b/>
-          <w:bCs/>
-          <w:color w:val="D86DCB" w:themeColor="accent5" w:themeTint="99"/>
-          <w:sz w:val="36"/>
-          <w:szCs w:val="36"/>
-        </w:rPr>
-        <w:t>numpy</w:t>
-      </w:r>
-      <w:proofErr w:type="spellEnd"/>
-      <w:r>
-        <w:rPr>
-          <w:rFonts w:ascii="Calibri" w:hAnsi="Calibri" w:cs="Calibri"/>
-          <w:b/>
-          <w:bCs/>
-          <w:color w:val="D86DCB" w:themeColor="accent5" w:themeTint="99"/>
-          <w:sz w:val="36"/>
-          <w:szCs w:val="36"/>
-        </w:rPr>
-        <w:t xml:space="preserve"> as np</w:t>
-      </w:r>
-    </w:p>
-    <w:p>
-      <w:pPr>
-        <w:jc w:val="both"/>
-        <w:rPr>
-          <w:rFonts w:ascii="Calibri" w:hAnsi="Calibri" w:cs="Calibri"/>
-          <w:b/>
-          <w:bCs/>
-          <w:color w:val="D86DCB" w:themeColor="accent5" w:themeTint="99"/>
-          <w:sz w:val="36"/>
-          <w:szCs w:val="36"/>
-        </w:rPr>
-      </w:pPr>
-      <w:r>
-        <w:rPr>
-          <w:rFonts w:ascii="Calibri" w:hAnsi="Calibri" w:cs="Calibri"/>
-          <w:b/>
-          <w:bCs/>
-          <w:color w:val="D86DCB" w:themeColor="accent5" w:themeTint="99"/>
-          <w:sz w:val="36"/>
-          <w:szCs w:val="36"/>
-        </w:rPr>
-        <w:t xml:space="preserve">numbers = </w:t>
-      </w:r>
-      <w:proofErr w:type="spellStart"/>
-      <w:proofErr w:type="gramStart"/>
-      <w:r>
-        <w:rPr>
-          <w:rFonts w:ascii="Calibri" w:hAnsi="Calibri" w:cs="Calibri"/>
-          <w:b/>
-          <w:bCs/>
-          <w:color w:val="D86DCB" w:themeColor="accent5" w:themeTint="99"/>
-          <w:sz w:val="36"/>
-          <w:szCs w:val="36"/>
-        </w:rPr>
-        <w:t>np.arange</w:t>
-      </w:r>
-      <w:proofErr w:type="spellEnd"/>
-      <w:proofErr w:type="gramEnd"/>
-      <w:r>
-        <w:rPr>
-          <w:rFonts w:ascii="Calibri" w:hAnsi="Calibri" w:cs="Calibri"/>
-          <w:b/>
-          <w:bCs/>
-          <w:color w:val="D86DCB" w:themeColor="accent5" w:themeTint="99"/>
-          <w:sz w:val="36"/>
-          <w:szCs w:val="36"/>
-        </w:rPr>
-        <w:t>(1, 6)</w:t>
-      </w:r>
-    </w:p>
-    <w:p>
-      <w:pPr>
-        <w:jc w:val="both"/>
-        <w:rPr>
-          <w:rFonts w:ascii="Calibri" w:hAnsi="Calibri" w:cs="Calibri"/>
-          <w:b/>
-          <w:bCs/>
-          <w:color w:val="D86DCB" w:themeColor="accent5" w:themeTint="99"/>
-          <w:sz w:val="36"/>
-          <w:szCs w:val="36"/>
-        </w:rPr>
-      </w:pPr>
-      <w:proofErr w:type="gramStart"/>
-      <w:r>
-        <w:rPr>
-          <w:rFonts w:ascii="Calibri" w:hAnsi="Calibri" w:cs="Calibri"/>
-          <w:b/>
-          <w:bCs/>
-          <w:color w:val="D86DCB" w:themeColor="accent5" w:themeTint="99"/>
-          <w:sz w:val="36"/>
-          <w:szCs w:val="36"/>
-        </w:rPr>
-        <w:t>print(</w:t>
-      </w:r>
-      <w:proofErr w:type="spellStart"/>
-      <w:proofErr w:type="gramEnd"/>
-      <w:r>
-        <w:rPr>
-          <w:rFonts w:ascii="Calibri" w:hAnsi="Calibri" w:cs="Calibri"/>
-          <w:b/>
-          <w:bCs/>
-          <w:color w:val="D86DCB" w:themeColor="accent5" w:themeTint="99"/>
-          <w:sz w:val="36"/>
-          <w:szCs w:val="36"/>
-        </w:rPr>
-        <w:t>f'Sequence</w:t>
-      </w:r>
-      <w:proofErr w:type="spellEnd"/>
-      <w:r>
-        <w:rPr>
-          <w:rFonts w:ascii="Calibri" w:hAnsi="Calibri" w:cs="Calibri"/>
-          <w:b/>
-          <w:bCs/>
-          <w:color w:val="D86DCB" w:themeColor="accent5" w:themeTint="99"/>
-          <w:sz w:val="36"/>
-          <w:szCs w:val="36"/>
-        </w:rPr>
-        <w:t xml:space="preserve"> of Numbers : {numbers}')</w:t>
-      </w:r>
-    </w:p>
-    <w:p>
-      <w:pPr>
-        <w:jc w:val="both"/>
-        <w:rPr>
-          <w:rFonts w:ascii="Calibri" w:hAnsi="Calibri" w:cs="Calibri"/>
-          <w:b/>
-          <w:bCs/>
-          <w:color w:val="D86DCB" w:themeColor="accent5" w:themeTint="99"/>
-          <w:sz w:val="36"/>
-          <w:szCs w:val="36"/>
-        </w:rPr>
-      </w:pPr>
-      <w:r>
-        <w:rPr>
-          <w:rFonts w:ascii="Calibri" w:hAnsi="Calibri" w:cs="Calibri"/>
-          <w:b/>
-          <w:bCs/>
-          <w:color w:val="D86DCB" w:themeColor="accent5" w:themeTint="99"/>
-          <w:sz w:val="36"/>
-          <w:szCs w:val="36"/>
-        </w:rPr>
-        <w:t xml:space="preserve">numbers2 = </w:t>
-      </w:r>
-      <w:proofErr w:type="spellStart"/>
-      <w:proofErr w:type="gramStart"/>
-      <w:r>
-        <w:rPr>
-          <w:rFonts w:ascii="Calibri" w:hAnsi="Calibri" w:cs="Calibri"/>
-          <w:b/>
-          <w:bCs/>
-          <w:color w:val="D86DCB" w:themeColor="accent5" w:themeTint="99"/>
-          <w:sz w:val="36"/>
-          <w:szCs w:val="36"/>
-        </w:rPr>
-        <w:t>np.arange</w:t>
-      </w:r>
-      <w:proofErr w:type="spellEnd"/>
-      <w:proofErr w:type="gramEnd"/>
-      <w:r>
-        <w:rPr>
-          <w:rFonts w:ascii="Calibri" w:hAnsi="Calibri" w:cs="Calibri"/>
-          <w:b/>
-          <w:bCs/>
-          <w:color w:val="D86DCB" w:themeColor="accent5" w:themeTint="99"/>
-          <w:sz w:val="36"/>
-          <w:szCs w:val="36"/>
-        </w:rPr>
-        <w:t>(1,8,2)</w:t>
-      </w:r>
-    </w:p>
-    <w:p>
-      <w:pPr>
-        <w:jc w:val="both"/>
-        <w:rPr>
-          <w:rFonts w:ascii="Calibri" w:hAnsi="Calibri" w:cs="Calibri"/>
-          <w:b/>
-          <w:bCs/>
-          <w:color w:val="D86DCB" w:themeColor="accent5" w:themeTint="99"/>
-          <w:sz w:val="36"/>
-          <w:szCs w:val="36"/>
-        </w:rPr>
-      </w:pPr>
-      <w:proofErr w:type="gramStart"/>
-      <w:r>
-        <w:rPr>
-          <w:rFonts w:ascii="Calibri" w:hAnsi="Calibri" w:cs="Calibri"/>
-          <w:b/>
-          <w:bCs/>
-          <w:color w:val="D86DCB" w:themeColor="accent5" w:themeTint="99"/>
-          <w:sz w:val="36"/>
-          <w:szCs w:val="36"/>
-        </w:rPr>
-        <w:t>print(</w:t>
-      </w:r>
-      <w:proofErr w:type="spellStart"/>
-      <w:proofErr w:type="gramEnd"/>
-      <w:r>
-        <w:rPr>
-          <w:rFonts w:ascii="Calibri" w:hAnsi="Calibri" w:cs="Calibri"/>
-          <w:b/>
-          <w:bCs/>
-          <w:color w:val="D86DCB" w:themeColor="accent5" w:themeTint="99"/>
-          <w:sz w:val="36"/>
-          <w:szCs w:val="36"/>
-        </w:rPr>
-        <w:t>f'Sequence</w:t>
-      </w:r>
-      <w:proofErr w:type="spellEnd"/>
-      <w:r>
-        <w:rPr>
-          <w:rFonts w:ascii="Calibri" w:hAnsi="Calibri" w:cs="Calibri"/>
-          <w:b/>
-          <w:bCs/>
-          <w:color w:val="D86DCB" w:themeColor="accent5" w:themeTint="99"/>
-          <w:sz w:val="36"/>
-          <w:szCs w:val="36"/>
-        </w:rPr>
-        <w:t xml:space="preserve"> of Numbers with step : {numbers2}')</w:t>
-      </w:r>
-    </w:p>
-    <w:p>
-      <w:pPr>
-        <w:jc w:val="both"/>
-        <w:rPr>
-          <w:rFonts w:ascii="Calibri" w:hAnsi="Calibri" w:cs="Calibri"/>
-          <w:sz w:val="36"/>
-          <w:szCs w:val="36"/>
-        </w:rPr>
-      </w:pPr>
-    </w:p>
-    <w:p>
-      <w:pPr>
-        <w:jc w:val="both"/>
-        <w:rPr>
-          <w:rFonts w:ascii="Calibri" w:hAnsi="Calibri" w:cs="Calibri"/>
-          <w:b/>
-          <w:bCs/>
-          <w:sz w:val="36"/>
-          <w:szCs w:val="36"/>
-        </w:rPr>
-      </w:pPr>
-      <w:r>
-        <w:rPr>
-          <w:rFonts w:ascii="Calibri" w:hAnsi="Calibri" w:cs="Calibri"/>
-          <w:b/>
-          <w:bCs/>
-          <w:sz w:val="36"/>
-          <w:szCs w:val="36"/>
-        </w:rPr>
-        <w:t>Broadcasting:</w:t>
-      </w:r>
-    </w:p>
-    <w:p>
-      <w:pPr>
-        <w:jc w:val="both"/>
-        <w:rPr>
-          <w:rFonts w:ascii="Calibri" w:hAnsi="Calibri" w:cs="Calibri"/>
-          <w:sz w:val="36"/>
-          <w:szCs w:val="36"/>
-        </w:rPr>
-      </w:pPr>
-      <w:r>
-        <w:rPr>
-          <w:rFonts w:ascii="Calibri" w:hAnsi="Calibri" w:cs="Calibri"/>
-          <w:sz w:val="36"/>
-          <w:szCs w:val="36"/>
+      <w:r>
+        <w:rPr>
+          <w:rFonts w:ascii="Calibri" w:hAnsi="Calibri" w:cs="Calibri"/>
+          <w:sz w:val="34"/>
+          <w:szCs w:val="34"/>
+        </w:rPr>
+        <w:t>Broadcasting in</w:t>
+      </w:r>
+      <w:r>
+        <w:rPr>
+          <w:rFonts w:ascii="Calibri" w:hAnsi="Calibri" w:cs="Calibri"/>
+          <w:b/>
+          <w:bCs/>
+          <w:sz w:val="34"/>
+          <w:szCs w:val="34"/>
+        </w:rPr>
+        <w:t xml:space="preserve"> NumPy</w:t>
+      </w:r>
+      <w:r>
+        <w:rPr>
+          <w:rFonts w:ascii="Calibri" w:hAnsi="Calibri" w:cs="Calibri"/>
+          <w:sz w:val="34"/>
+          <w:szCs w:val="34"/>
+        </w:rPr>
+        <w:t xml:space="preserve"> means automatically expanding smaller arrays (or scalars) so they can perform element-wise operations with larger arrays without actually copying data. In simple terms</w:t>
+      </w:r>
+      <w:r>
+        <w:rPr>
+          <w:rFonts w:ascii="Calibri" w:hAnsi="Calibri" w:cs="Calibri"/>
+          <w:sz w:val="34"/>
+          <w:szCs w:val="34"/>
+        </w:rPr>
+        <w:t>, w</w:t>
+      </w:r>
+      <w:r>
+        <w:rPr>
+          <w:rFonts w:ascii="Calibri" w:hAnsi="Calibri" w:cs="Calibri"/>
+          <w:sz w:val="34"/>
+          <w:szCs w:val="34"/>
+        </w:rPr>
+        <w:t xml:space="preserve">hen arrays have different shapes, </w:t>
+      </w:r>
+      <w:r>
+        <w:rPr>
+          <w:rFonts w:ascii="Calibri" w:hAnsi="Calibri" w:cs="Calibri"/>
+          <w:b/>
+          <w:bCs/>
+          <w:sz w:val="34"/>
+          <w:szCs w:val="34"/>
+        </w:rPr>
+        <w:t>NumPy</w:t>
+      </w:r>
+      <w:r>
+        <w:rPr>
+          <w:rFonts w:ascii="Calibri" w:hAnsi="Calibri" w:cs="Calibri"/>
+          <w:sz w:val="34"/>
+          <w:szCs w:val="34"/>
+        </w:rPr>
+        <w:t xml:space="preserve"> "stretches" one to match the other if possible</w:t>
+      </w:r>
+      <w:r>
+        <w:rPr>
+          <w:rFonts w:ascii="Calibri" w:hAnsi="Calibri" w:cs="Calibri"/>
+          <w:sz w:val="34"/>
+          <w:szCs w:val="34"/>
+        </w:rPr>
+        <w:t>. S</w:t>
+      </w:r>
+      <w:r>
+        <w:rPr>
+          <w:rFonts w:ascii="Calibri" w:hAnsi="Calibri" w:cs="Calibri"/>
+          <w:sz w:val="34"/>
+          <w:szCs w:val="34"/>
+        </w:rPr>
+        <w:t>o</w:t>
+      </w:r>
+      <w:r>
+        <w:rPr>
+          <w:rFonts w:ascii="Calibri" w:hAnsi="Calibri" w:cs="Calibri"/>
+          <w:sz w:val="34"/>
+          <w:szCs w:val="34"/>
+        </w:rPr>
+        <w:t>,</w:t>
+      </w:r>
+      <w:r>
+        <w:rPr>
+          <w:rFonts w:ascii="Calibri" w:hAnsi="Calibri" w:cs="Calibri"/>
+          <w:sz w:val="34"/>
+          <w:szCs w:val="34"/>
+        </w:rPr>
+        <w:t xml:space="preserve"> operations can happen element by element.</w:t>
+      </w:r>
+    </w:p>
+    <w:p>
+      <w:pPr>
+        <w:jc w:val="both"/>
+        <w:rPr>
+          <w:rFonts w:ascii="Calibri" w:hAnsi="Calibri" w:cs="Calibri"/>
+          <w:sz w:val="34"/>
+          <w:szCs w:val="34"/>
+        </w:rPr>
+      </w:pPr>
+      <w:r>
+        <w:rPr>
+          <w:rFonts w:ascii="Calibri" w:hAnsi="Calibri" w:cs="Calibri"/>
+          <w:sz w:val="34"/>
+          <w:szCs w:val="34"/>
+        </w:rPr>
+        <w:t xml:space="preserve"># NumPy automatically broadcasts </w:t>
+      </w:r>
+      <w:r>
+        <w:rPr>
+          <w:rFonts w:ascii="Calibri" w:hAnsi="Calibri" w:cs="Calibri"/>
+          <w:b/>
+          <w:bCs/>
+          <w:sz w:val="34"/>
+          <w:szCs w:val="34"/>
+        </w:rPr>
+        <w:t>10</w:t>
+      </w:r>
+      <w:r>
+        <w:rPr>
+          <w:rFonts w:ascii="Calibri" w:hAnsi="Calibri" w:cs="Calibri"/>
+          <w:sz w:val="34"/>
+          <w:szCs w:val="34"/>
+        </w:rPr>
+        <w:t xml:space="preserve"> to match the shape of </w:t>
+      </w:r>
+      <w:r>
+        <w:rPr>
+          <w:rFonts w:ascii="Calibri" w:hAnsi="Calibri" w:cs="Calibri"/>
+          <w:b/>
+          <w:bCs/>
+          <w:sz w:val="34"/>
+          <w:szCs w:val="34"/>
+        </w:rPr>
+        <w:t>a</w:t>
+      </w:r>
+      <w:r>
+        <w:rPr>
+          <w:rFonts w:ascii="Calibri" w:hAnsi="Calibri" w:cs="Calibri"/>
+          <w:sz w:val="34"/>
+          <w:szCs w:val="34"/>
+        </w:rPr>
+        <w:t>. No manual loop, no copying it just pretends the scalar is repeated.</w:t>
+      </w:r>
+    </w:p>
+    <w:p>
+      <w:pPr>
+        <w:jc w:val="both"/>
+        <w:rPr>
+          <w:rFonts w:ascii="Calibri" w:hAnsi="Calibri" w:cs="Calibri"/>
+          <w:b/>
+          <w:bCs/>
+          <w:color w:val="60CAF3" w:themeColor="accent4" w:themeTint="99"/>
+          <w:sz w:val="34"/>
+          <w:szCs w:val="34"/>
+        </w:rPr>
+      </w:pPr>
+      <w:r>
+        <w:rPr>
+          <w:rFonts w:ascii="Calibri" w:hAnsi="Calibri" w:cs="Calibri"/>
+          <w:b/>
+          <w:bCs/>
+          <w:color w:val="60CAF3" w:themeColor="accent4" w:themeTint="99"/>
+          <w:sz w:val="34"/>
+          <w:szCs w:val="34"/>
         </w:rPr>
         <w:lastRenderedPageBreak/>
-        <w:t xml:space="preserve"># </w:t>
-      </w:r>
-      <w:r>
-        <w:rPr>
-          <w:rFonts w:ascii="Calibri" w:hAnsi="Calibri" w:cs="Calibri"/>
-          <w:sz w:val="36"/>
-          <w:szCs w:val="36"/>
-        </w:rPr>
-        <w:t>Broadcasting in</w:t>
-      </w:r>
-      <w:r>
-        <w:rPr>
-          <w:rFonts w:ascii="Calibri" w:hAnsi="Calibri" w:cs="Calibri"/>
-          <w:b/>
-          <w:bCs/>
-          <w:sz w:val="36"/>
-          <w:szCs w:val="36"/>
-        </w:rPr>
-        <w:t xml:space="preserve"> NumPy</w:t>
-      </w:r>
-      <w:r>
-        <w:rPr>
-          <w:rFonts w:ascii="Calibri" w:hAnsi="Calibri" w:cs="Calibri"/>
-          <w:sz w:val="36"/>
-          <w:szCs w:val="36"/>
-        </w:rPr>
-        <w:t xml:space="preserve"> means automatically expanding smaller arrays (or scalars) so they can perform element-wise operations with larger arrays without actually copying data. In simple terms</w:t>
-      </w:r>
-      <w:r>
-        <w:rPr>
-          <w:rFonts w:ascii="Calibri" w:hAnsi="Calibri" w:cs="Calibri"/>
-          <w:sz w:val="36"/>
-          <w:szCs w:val="36"/>
-        </w:rPr>
-        <w:t>, w</w:t>
-      </w:r>
-      <w:r>
-        <w:rPr>
-          <w:rFonts w:ascii="Calibri" w:hAnsi="Calibri" w:cs="Calibri"/>
-          <w:sz w:val="36"/>
-          <w:szCs w:val="36"/>
-        </w:rPr>
-        <w:t xml:space="preserve">hen arrays have different shapes, </w:t>
-      </w:r>
-      <w:r>
-        <w:rPr>
-          <w:rFonts w:ascii="Calibri" w:hAnsi="Calibri" w:cs="Calibri"/>
-          <w:b/>
-          <w:bCs/>
-          <w:sz w:val="36"/>
-          <w:szCs w:val="36"/>
+        <w:t>[1, 2, 3, 4]</w:t>
+      </w:r>
+    </w:p>
+    <w:p>
+      <w:pPr>
+        <w:jc w:val="both"/>
+        <w:rPr>
+          <w:rFonts w:ascii="Calibri" w:hAnsi="Calibri" w:cs="Calibri"/>
+          <w:b/>
+          <w:bCs/>
+          <w:color w:val="60CAF3" w:themeColor="accent4" w:themeTint="99"/>
+          <w:sz w:val="34"/>
+          <w:szCs w:val="34"/>
+        </w:rPr>
+      </w:pPr>
+      <w:r>
+        <w:rPr>
+          <w:rFonts w:ascii="Calibri" w:hAnsi="Calibri" w:cs="Calibri"/>
+          <w:b/>
+          <w:bCs/>
+          <w:color w:val="60CAF3" w:themeColor="accent4" w:themeTint="99"/>
+          <w:sz w:val="34"/>
+          <w:szCs w:val="34"/>
+        </w:rPr>
+        <w:t>× [10,10,10,10]</w:t>
+      </w:r>
+    </w:p>
+    <w:p>
+      <w:pPr>
+        <w:jc w:val="both"/>
+        <w:rPr>
+          <w:rFonts w:ascii="Calibri" w:hAnsi="Calibri" w:cs="Calibri"/>
+          <w:b/>
+          <w:bCs/>
+          <w:color w:val="60CAF3" w:themeColor="accent4" w:themeTint="99"/>
+          <w:sz w:val="34"/>
+          <w:szCs w:val="34"/>
+        </w:rPr>
+      </w:pPr>
+      <w:r>
+        <w:rPr>
+          <w:rFonts w:ascii="Calibri" w:hAnsi="Calibri" w:cs="Calibri"/>
+          <w:b/>
+          <w:bCs/>
+          <w:color w:val="60CAF3" w:themeColor="accent4" w:themeTint="99"/>
+          <w:sz w:val="34"/>
+          <w:szCs w:val="34"/>
+        </w:rPr>
+        <w:t>----------------</w:t>
+      </w:r>
+    </w:p>
+    <w:p>
+      <w:pPr>
+        <w:jc w:val="both"/>
+        <w:rPr>
+          <w:rFonts w:ascii="Calibri" w:hAnsi="Calibri" w:cs="Calibri"/>
+          <w:b/>
+          <w:bCs/>
+          <w:color w:val="60CAF3" w:themeColor="accent4" w:themeTint="99"/>
+          <w:sz w:val="34"/>
+          <w:szCs w:val="34"/>
+        </w:rPr>
+      </w:pPr>
+      <w:r>
+        <w:rPr>
+          <w:rFonts w:ascii="Calibri" w:hAnsi="Calibri" w:cs="Calibri"/>
+          <w:b/>
+          <w:bCs/>
+          <w:color w:val="60CAF3" w:themeColor="accent4" w:themeTint="99"/>
+          <w:sz w:val="34"/>
+          <w:szCs w:val="34"/>
+        </w:rPr>
+        <w:t>[10,20,30,40]</w:t>
+      </w:r>
+    </w:p>
+    <w:p>
+      <w:pPr>
+        <w:jc w:val="both"/>
+        <w:rPr>
+          <w:rFonts w:ascii="Calibri" w:hAnsi="Calibri" w:cs="Calibri"/>
+          <w:sz w:val="34"/>
+          <w:szCs w:val="34"/>
+        </w:rPr>
+      </w:pPr>
+      <w:r>
+        <w:rPr>
+          <w:rFonts w:ascii="Calibri" w:hAnsi="Calibri" w:cs="Calibri"/>
+          <w:sz w:val="34"/>
+          <w:szCs w:val="34"/>
+        </w:rPr>
+        <w:t># Code</w:t>
+      </w:r>
+    </w:p>
+    <w:p>
+      <w:pPr>
+        <w:jc w:val="both"/>
+        <w:rPr>
+          <w:rFonts w:ascii="Calibri" w:hAnsi="Calibri" w:cs="Calibri"/>
+          <w:b/>
+          <w:bCs/>
+          <w:color w:val="D86DCB" w:themeColor="accent5" w:themeTint="99"/>
+          <w:sz w:val="34"/>
+          <w:szCs w:val="34"/>
+        </w:rPr>
+      </w:pPr>
+      <w:r>
+        <w:rPr>
+          <w:rFonts w:ascii="Calibri" w:hAnsi="Calibri" w:cs="Calibri"/>
+          <w:b/>
+          <w:bCs/>
+          <w:color w:val="D86DCB" w:themeColor="accent5" w:themeTint="99"/>
+          <w:sz w:val="34"/>
+          <w:szCs w:val="34"/>
+        </w:rPr>
+        <w:t>import numpy as np</w:t>
+      </w:r>
+    </w:p>
+    <w:p>
+      <w:pPr>
+        <w:jc w:val="both"/>
+        <w:rPr>
+          <w:rFonts w:ascii="Calibri" w:hAnsi="Calibri" w:cs="Calibri"/>
+          <w:b/>
+          <w:bCs/>
+          <w:color w:val="D86DCB" w:themeColor="accent5" w:themeTint="99"/>
+          <w:sz w:val="34"/>
+          <w:szCs w:val="34"/>
+        </w:rPr>
+      </w:pPr>
+      <w:r>
+        <w:rPr>
+          <w:rFonts w:ascii="Calibri" w:hAnsi="Calibri" w:cs="Calibri"/>
+          <w:b/>
+          <w:bCs/>
+          <w:color w:val="D86DCB" w:themeColor="accent5" w:themeTint="99"/>
+          <w:sz w:val="34"/>
+          <w:szCs w:val="34"/>
+        </w:rPr>
+        <w:t>a = np.array([1, 2, 3, 4])</w:t>
+      </w:r>
+    </w:p>
+    <w:p>
+      <w:pPr>
+        <w:jc w:val="both"/>
+        <w:rPr>
+          <w:rFonts w:ascii="Calibri" w:hAnsi="Calibri" w:cs="Calibri"/>
+          <w:b/>
+          <w:bCs/>
+          <w:color w:val="D86DCB" w:themeColor="accent5" w:themeTint="99"/>
+          <w:sz w:val="34"/>
+          <w:szCs w:val="34"/>
+        </w:rPr>
+      </w:pPr>
+      <w:r>
+        <w:rPr>
+          <w:rFonts w:ascii="Calibri" w:hAnsi="Calibri" w:cs="Calibri"/>
+          <w:b/>
+          <w:bCs/>
+          <w:color w:val="D86DCB" w:themeColor="accent5" w:themeTint="99"/>
+          <w:sz w:val="34"/>
+          <w:szCs w:val="34"/>
+        </w:rPr>
+        <w:t>scalar = 10</w:t>
+      </w:r>
+    </w:p>
+    <w:p>
+      <w:pPr>
+        <w:jc w:val="both"/>
+        <w:rPr>
+          <w:rFonts w:ascii="Calibri" w:hAnsi="Calibri" w:cs="Calibri"/>
+          <w:b/>
+          <w:bCs/>
+          <w:color w:val="D86DCB" w:themeColor="accent5" w:themeTint="99"/>
+          <w:sz w:val="34"/>
+          <w:szCs w:val="34"/>
+        </w:rPr>
+      </w:pPr>
+      <w:r>
+        <w:rPr>
+          <w:rFonts w:ascii="Calibri" w:hAnsi="Calibri" w:cs="Calibri"/>
+          <w:b/>
+          <w:bCs/>
+          <w:color w:val="D86DCB" w:themeColor="accent5" w:themeTint="99"/>
+          <w:sz w:val="34"/>
+          <w:szCs w:val="34"/>
+        </w:rPr>
+        <w:t>result = a * scalar</w:t>
+      </w:r>
+    </w:p>
+    <w:p>
+      <w:pPr>
+        <w:jc w:val="both"/>
+        <w:rPr>
+          <w:rFonts w:ascii="Calibri" w:hAnsi="Calibri" w:cs="Calibri"/>
+          <w:b/>
+          <w:bCs/>
+          <w:color w:val="D86DCB" w:themeColor="accent5" w:themeTint="99"/>
+          <w:sz w:val="34"/>
+          <w:szCs w:val="34"/>
+        </w:rPr>
+      </w:pPr>
+      <w:r>
+        <w:rPr>
+          <w:rFonts w:ascii="Calibri" w:hAnsi="Calibri" w:cs="Calibri"/>
+          <w:b/>
+          <w:bCs/>
+          <w:color w:val="D86DCB" w:themeColor="accent5" w:themeTint="99"/>
+          <w:sz w:val="34"/>
+          <w:szCs w:val="34"/>
+        </w:rPr>
+        <w:t>print(result)</w:t>
+      </w:r>
+    </w:p>
+    <w:p>
+      <w:pPr>
+        <w:jc w:val="both"/>
+        <w:rPr>
+          <w:rFonts w:ascii="Calibri" w:hAnsi="Calibri" w:cs="Calibri"/>
+          <w:sz w:val="34"/>
+          <w:szCs w:val="34"/>
+        </w:rPr>
+      </w:pPr>
+      <w:r>
+        <w:rPr>
+          <w:rFonts w:ascii="Calibri" w:hAnsi="Calibri" w:cs="Calibri"/>
+          <w:sz w:val="34"/>
+          <w:szCs w:val="34"/>
+        </w:rPr>
+        <w:t xml:space="preserve"># Rules of Broadcasting. When performing operations between arrays, </w:t>
+      </w:r>
+      <w:r>
+        <w:rPr>
+          <w:rFonts w:ascii="Calibri" w:hAnsi="Calibri" w:cs="Calibri"/>
+          <w:b/>
+          <w:bCs/>
+          <w:sz w:val="34"/>
+          <w:szCs w:val="34"/>
         </w:rPr>
         <w:t>NumPy</w:t>
       </w:r>
       <w:r>
         <w:rPr>
           <w:rFonts w:ascii="Calibri" w:hAnsi="Calibri" w:cs="Calibri"/>
-          <w:sz w:val="36"/>
-          <w:szCs w:val="36"/>
-        </w:rPr>
-        <w:t xml:space="preserve"> "stretches" one to match the other if possible</w:t>
-      </w:r>
-      <w:r>
-        <w:rPr>
-          <w:rFonts w:ascii="Calibri" w:hAnsi="Calibri" w:cs="Calibri"/>
-          <w:sz w:val="36"/>
-          <w:szCs w:val="36"/>
-        </w:rPr>
-        <w:t>. S</w:t>
-      </w:r>
-      <w:r>
-        <w:rPr>
-          <w:rFonts w:ascii="Calibri" w:hAnsi="Calibri" w:cs="Calibri"/>
-          <w:sz w:val="36"/>
-          <w:szCs w:val="36"/>
-        </w:rPr>
-        <w:t>o</w:t>
-      </w:r>
-      <w:r>
-        <w:rPr>
-          <w:rFonts w:ascii="Calibri" w:hAnsi="Calibri" w:cs="Calibri"/>
-          <w:sz w:val="36"/>
-          <w:szCs w:val="36"/>
-        </w:rPr>
-        <w:t>,</w:t>
-      </w:r>
-      <w:r>
-        <w:rPr>
-          <w:rFonts w:ascii="Calibri" w:hAnsi="Calibri" w:cs="Calibri"/>
-          <w:sz w:val="36"/>
-          <w:szCs w:val="36"/>
-        </w:rPr>
-        <w:t xml:space="preserve"> operations can happen element by element.</w:t>
-      </w:r>
-    </w:p>
-    <w:p>
-      <w:pPr>
-        <w:jc w:val="both"/>
-        <w:rPr>
-          <w:rFonts w:ascii="Calibri" w:hAnsi="Calibri" w:cs="Calibri"/>
-          <w:sz w:val="36"/>
-          <w:szCs w:val="36"/>
-        </w:rPr>
-      </w:pPr>
-      <w:r>
-        <w:rPr>
-          <w:rFonts w:ascii="Calibri" w:hAnsi="Calibri" w:cs="Calibri"/>
-          <w:sz w:val="36"/>
-          <w:szCs w:val="36"/>
-        </w:rPr>
-        <w:t xml:space="preserve"># NumPy automatically broadcasts </w:t>
-      </w:r>
-      <w:r>
-        <w:rPr>
-          <w:rFonts w:ascii="Calibri" w:hAnsi="Calibri" w:cs="Calibri"/>
-          <w:b/>
-          <w:bCs/>
-          <w:sz w:val="36"/>
-          <w:szCs w:val="36"/>
-        </w:rPr>
-        <w:t>10</w:t>
-      </w:r>
-      <w:r>
-        <w:rPr>
-          <w:rFonts w:ascii="Calibri" w:hAnsi="Calibri" w:cs="Calibri"/>
-          <w:sz w:val="36"/>
-          <w:szCs w:val="36"/>
-        </w:rPr>
-        <w:t xml:space="preserve"> to match the shape of </w:t>
-      </w:r>
-      <w:r>
-        <w:rPr>
-          <w:rFonts w:ascii="Calibri" w:hAnsi="Calibri" w:cs="Calibri"/>
-          <w:b/>
-          <w:bCs/>
-          <w:sz w:val="36"/>
-          <w:szCs w:val="36"/>
-        </w:rPr>
-        <w:t>a</w:t>
-      </w:r>
-      <w:r>
-        <w:rPr>
-          <w:rFonts w:ascii="Calibri" w:hAnsi="Calibri" w:cs="Calibri"/>
-          <w:sz w:val="36"/>
-          <w:szCs w:val="36"/>
-        </w:rPr>
-        <w:t>. No manual loop, no copying it just pretends the scalar is repeated.</w:t>
-      </w:r>
-    </w:p>
-    <w:p>
-      <w:pPr>
-        <w:jc w:val="both"/>
-        <w:rPr>
-          <w:rFonts w:ascii="Calibri" w:hAnsi="Calibri" w:cs="Calibri"/>
-          <w:b/>
-          <w:bCs/>
-          <w:color w:val="60CAF3" w:themeColor="accent4" w:themeTint="99"/>
-          <w:sz w:val="36"/>
-          <w:szCs w:val="36"/>
-        </w:rPr>
-      </w:pPr>
-      <w:r>
-        <w:rPr>
-          <w:rFonts w:ascii="Calibri" w:hAnsi="Calibri" w:cs="Calibri"/>
-          <w:b/>
-          <w:bCs/>
-          <w:color w:val="60CAF3" w:themeColor="accent4" w:themeTint="99"/>
-          <w:sz w:val="36"/>
-          <w:szCs w:val="36"/>
-        </w:rPr>
-        <w:t>[1, 2, 3, 4]</w:t>
-      </w:r>
-    </w:p>
-    <w:p>
-      <w:pPr>
-        <w:jc w:val="both"/>
-        <w:rPr>
-          <w:rFonts w:ascii="Calibri" w:hAnsi="Calibri" w:cs="Calibri"/>
-          <w:b/>
-          <w:bCs/>
-          <w:color w:val="60CAF3" w:themeColor="accent4" w:themeTint="99"/>
-          <w:sz w:val="36"/>
-          <w:szCs w:val="36"/>
-        </w:rPr>
-      </w:pPr>
-      <w:r>
-        <w:rPr>
-          <w:rFonts w:ascii="Calibri" w:hAnsi="Calibri" w:cs="Calibri"/>
-          <w:b/>
-          <w:bCs/>
-          <w:color w:val="60CAF3" w:themeColor="accent4" w:themeTint="99"/>
-          <w:sz w:val="36"/>
-          <w:szCs w:val="36"/>
-        </w:rPr>
-        <w:t>× [10,10,10,10]</w:t>
-      </w:r>
-    </w:p>
-    <w:p>
-      <w:pPr>
-        <w:jc w:val="both"/>
-        <w:rPr>
-          <w:rFonts w:ascii="Calibri" w:hAnsi="Calibri" w:cs="Calibri"/>
-          <w:b/>
-          <w:bCs/>
-          <w:color w:val="60CAF3" w:themeColor="accent4" w:themeTint="99"/>
-          <w:sz w:val="36"/>
-          <w:szCs w:val="36"/>
-        </w:rPr>
-      </w:pPr>
-      <w:r>
-        <w:rPr>
-          <w:rFonts w:ascii="Calibri" w:hAnsi="Calibri" w:cs="Calibri"/>
-          <w:b/>
-          <w:bCs/>
-          <w:color w:val="60CAF3" w:themeColor="accent4" w:themeTint="99"/>
-          <w:sz w:val="36"/>
-          <w:szCs w:val="36"/>
-        </w:rPr>
-        <w:t>----------------</w:t>
-      </w:r>
-    </w:p>
-    <w:p>
-      <w:pPr>
-        <w:jc w:val="both"/>
-        <w:rPr>
-          <w:rFonts w:ascii="Calibri" w:hAnsi="Calibri" w:cs="Calibri"/>
-          <w:b/>
-          <w:bCs/>
-          <w:color w:val="60CAF3" w:themeColor="accent4" w:themeTint="99"/>
-          <w:sz w:val="36"/>
-          <w:szCs w:val="36"/>
-        </w:rPr>
-      </w:pPr>
-      <w:r>
-        <w:rPr>
-          <w:rFonts w:ascii="Calibri" w:hAnsi="Calibri" w:cs="Calibri"/>
-          <w:b/>
-          <w:bCs/>
-          <w:color w:val="60CAF3" w:themeColor="accent4" w:themeTint="99"/>
-          <w:sz w:val="36"/>
-          <w:szCs w:val="36"/>
-        </w:rPr>
-        <w:t>[10,20,30,40]</w:t>
-      </w:r>
-    </w:p>
-    <w:p>
-      <w:pPr>
-        <w:jc w:val="both"/>
-        <w:rPr>
-          <w:rFonts w:ascii="Calibri" w:hAnsi="Calibri" w:cs="Calibri"/>
-          <w:sz w:val="36"/>
-          <w:szCs w:val="36"/>
-        </w:rPr>
-      </w:pPr>
-      <w:r>
-        <w:rPr>
-          <w:rFonts w:ascii="Calibri" w:hAnsi="Calibri" w:cs="Calibri"/>
-          <w:sz w:val="36"/>
-          <w:szCs w:val="36"/>
-        </w:rPr>
-        <w:t># Code</w:t>
-      </w:r>
-    </w:p>
-    <w:p>
-      <w:pPr>
-        <w:jc w:val="both"/>
-        <w:rPr>
-          <w:rFonts w:ascii="Calibri" w:hAnsi="Calibri" w:cs="Calibri"/>
-          <w:b/>
-          <w:bCs/>
-          <w:color w:val="D86DCB" w:themeColor="accent5" w:themeTint="99"/>
-          <w:sz w:val="36"/>
-          <w:szCs w:val="36"/>
-        </w:rPr>
-      </w:pPr>
-      <w:r>
-        <w:rPr>
-          <w:rFonts w:ascii="Calibri" w:hAnsi="Calibri" w:cs="Calibri"/>
-          <w:b/>
-          <w:bCs/>
-          <w:color w:val="D86DCB" w:themeColor="accent5" w:themeTint="99"/>
-          <w:sz w:val="36"/>
-          <w:szCs w:val="36"/>
-        </w:rPr>
-        <w:t xml:space="preserve">import </w:t>
-      </w:r>
-      <w:proofErr w:type="spellStart"/>
-      <w:r>
-        <w:rPr>
-          <w:rFonts w:ascii="Calibri" w:hAnsi="Calibri" w:cs="Calibri"/>
-          <w:b/>
-          <w:bCs/>
-          <w:color w:val="D86DCB" w:themeColor="accent5" w:themeTint="99"/>
-          <w:sz w:val="36"/>
-          <w:szCs w:val="36"/>
-        </w:rPr>
-        <w:t>numpy</w:t>
-      </w:r>
-      <w:proofErr w:type="spellEnd"/>
-      <w:r>
-        <w:rPr>
-          <w:rFonts w:ascii="Calibri" w:hAnsi="Calibri" w:cs="Calibri"/>
-          <w:b/>
-          <w:bCs/>
-          <w:color w:val="D86DCB" w:themeColor="accent5" w:themeTint="99"/>
-          <w:sz w:val="36"/>
-          <w:szCs w:val="36"/>
-        </w:rPr>
-        <w:t xml:space="preserve"> as np</w:t>
-      </w:r>
-    </w:p>
-    <w:p>
-      <w:pPr>
-        <w:jc w:val="both"/>
-        <w:rPr>
-          <w:rFonts w:ascii="Calibri" w:hAnsi="Calibri" w:cs="Calibri"/>
-          <w:b/>
-          <w:bCs/>
-          <w:color w:val="D86DCB" w:themeColor="accent5" w:themeTint="99"/>
-          <w:sz w:val="36"/>
-          <w:szCs w:val="36"/>
-        </w:rPr>
-      </w:pPr>
-      <w:r>
-        <w:rPr>
-          <w:rFonts w:ascii="Calibri" w:hAnsi="Calibri" w:cs="Calibri"/>
-          <w:b/>
-          <w:bCs/>
-          <w:color w:val="D86DCB" w:themeColor="accent5" w:themeTint="99"/>
-          <w:sz w:val="36"/>
-          <w:szCs w:val="36"/>
-        </w:rPr>
-        <w:t xml:space="preserve">a = </w:t>
-      </w:r>
-      <w:proofErr w:type="spellStart"/>
-      <w:proofErr w:type="gramStart"/>
-      <w:r>
-        <w:rPr>
-          <w:rFonts w:ascii="Calibri" w:hAnsi="Calibri" w:cs="Calibri"/>
-          <w:b/>
-          <w:bCs/>
-          <w:color w:val="D86DCB" w:themeColor="accent5" w:themeTint="99"/>
-          <w:sz w:val="36"/>
-          <w:szCs w:val="36"/>
-        </w:rPr>
-        <w:t>np.array</w:t>
-      </w:r>
-      <w:proofErr w:type="spellEnd"/>
-      <w:proofErr w:type="gramEnd"/>
-      <w:r>
-        <w:rPr>
-          <w:rFonts w:ascii="Calibri" w:hAnsi="Calibri" w:cs="Calibri"/>
-          <w:b/>
-          <w:bCs/>
-          <w:color w:val="D86DCB" w:themeColor="accent5" w:themeTint="99"/>
-          <w:sz w:val="36"/>
-          <w:szCs w:val="36"/>
-        </w:rPr>
-        <w:t>([1, 2, 3, 4])</w:t>
-      </w:r>
-    </w:p>
-    <w:p>
-      <w:pPr>
-        <w:jc w:val="both"/>
-        <w:rPr>
-          <w:rFonts w:ascii="Calibri" w:hAnsi="Calibri" w:cs="Calibri"/>
-          <w:b/>
-          <w:bCs/>
-          <w:color w:val="D86DCB" w:themeColor="accent5" w:themeTint="99"/>
-          <w:sz w:val="36"/>
-          <w:szCs w:val="36"/>
-        </w:rPr>
-      </w:pPr>
-      <w:r>
-        <w:rPr>
-          <w:rFonts w:ascii="Calibri" w:hAnsi="Calibri" w:cs="Calibri"/>
-          <w:b/>
-          <w:bCs/>
-          <w:color w:val="D86DCB" w:themeColor="accent5" w:themeTint="99"/>
-          <w:sz w:val="36"/>
-          <w:szCs w:val="36"/>
-        </w:rPr>
-        <w:t>scalar = 10</w:t>
-      </w:r>
-    </w:p>
-    <w:p>
-      <w:pPr>
-        <w:jc w:val="both"/>
-        <w:rPr>
-          <w:rFonts w:ascii="Calibri" w:hAnsi="Calibri" w:cs="Calibri"/>
-          <w:b/>
-          <w:bCs/>
-          <w:color w:val="D86DCB" w:themeColor="accent5" w:themeTint="99"/>
-          <w:sz w:val="36"/>
-          <w:szCs w:val="36"/>
-        </w:rPr>
-      </w:pPr>
-      <w:r>
-        <w:rPr>
-          <w:rFonts w:ascii="Calibri" w:hAnsi="Calibri" w:cs="Calibri"/>
-          <w:b/>
-          <w:bCs/>
-          <w:color w:val="D86DCB" w:themeColor="accent5" w:themeTint="99"/>
-          <w:sz w:val="36"/>
-          <w:szCs w:val="36"/>
-        </w:rPr>
-        <w:t>result = a * scalar</w:t>
-      </w:r>
-    </w:p>
-    <w:p>
-      <w:pPr>
-        <w:jc w:val="both"/>
-        <w:rPr>
-          <w:rFonts w:ascii="Calibri" w:hAnsi="Calibri" w:cs="Calibri"/>
-          <w:b/>
-          <w:bCs/>
-          <w:color w:val="D86DCB" w:themeColor="accent5" w:themeTint="99"/>
-          <w:sz w:val="36"/>
-          <w:szCs w:val="36"/>
-        </w:rPr>
-      </w:pPr>
-      <w:r>
-        <w:rPr>
-          <w:rFonts w:ascii="Calibri" w:hAnsi="Calibri" w:cs="Calibri"/>
-          <w:b/>
-          <w:bCs/>
-          <w:color w:val="D86DCB" w:themeColor="accent5" w:themeTint="99"/>
-          <w:sz w:val="36"/>
-          <w:szCs w:val="36"/>
-        </w:rPr>
-        <w:t>print(result)</w:t>
-      </w:r>
-    </w:p>
-    <w:p>
-      <w:pPr>
-        <w:jc w:val="both"/>
-        <w:rPr>
-          <w:rFonts w:ascii="Calibri" w:hAnsi="Calibri" w:cs="Calibri"/>
-          <w:sz w:val="36"/>
-          <w:szCs w:val="36"/>
-        </w:rPr>
-      </w:pPr>
-      <w:r>
-        <w:rPr>
-          <w:rFonts w:ascii="Calibri" w:hAnsi="Calibri" w:cs="Calibri"/>
-          <w:sz w:val="36"/>
-          <w:szCs w:val="36"/>
-        </w:rPr>
-        <w:t xml:space="preserve"># Rules of Broadcasting. When performing operations between arrays, </w:t>
-      </w:r>
-      <w:r>
-        <w:rPr>
-          <w:rFonts w:ascii="Calibri" w:hAnsi="Calibri" w:cs="Calibri"/>
-          <w:b/>
-          <w:bCs/>
-          <w:sz w:val="36"/>
-          <w:szCs w:val="36"/>
-        </w:rPr>
-        <w:t>NumPy</w:t>
-      </w:r>
-      <w:r>
-        <w:rPr>
-          <w:rFonts w:ascii="Calibri" w:hAnsi="Calibri" w:cs="Calibri"/>
-          <w:sz w:val="36"/>
-          <w:szCs w:val="36"/>
+          <w:sz w:val="34"/>
+          <w:szCs w:val="34"/>
         </w:rPr>
         <w:t xml:space="preserve"> compares their shapes from right to left:</w:t>
       </w:r>
@@ -1722,15 +1368,15 @@
         <w:jc w:val="both"/>
         <w:rPr>
           <w:rFonts w:ascii="Calibri" w:hAnsi="Calibri" w:cs="Calibri"/>
-          <w:sz w:val="36"/>
-          <w:szCs w:val="36"/>
-        </w:rPr>
-      </w:pPr>
-      <w:r>
-        <w:rPr>
-          <w:rFonts w:ascii="Calibri" w:hAnsi="Calibri" w:cs="Calibri"/>
-          <w:sz w:val="36"/>
-          <w:szCs w:val="36"/>
+          <w:sz w:val="34"/>
+          <w:szCs w:val="34"/>
+        </w:rPr>
+      </w:pPr>
+      <w:r>
+        <w:rPr>
+          <w:rFonts w:ascii="Calibri" w:hAnsi="Calibri" w:cs="Calibri"/>
+          <w:sz w:val="34"/>
+          <w:szCs w:val="34"/>
         </w:rPr>
         <w:t>If the dimensions are equal, they’re compatible.</w:t>
       </w:r>
@@ -1745,17 +1391,16 @@
         <w:jc w:val="both"/>
         <w:rPr>
           <w:rFonts w:ascii="Calibri" w:hAnsi="Calibri" w:cs="Calibri"/>
-          <w:sz w:val="36"/>
-          <w:szCs w:val="36"/>
-        </w:rPr>
-      </w:pPr>
-      <w:r>
-        <w:rPr>
-          <w:rFonts w:ascii="Calibri" w:hAnsi="Calibri" w:cs="Calibri"/>
-          <w:sz w:val="36"/>
-          <w:szCs w:val="36"/>
-        </w:rPr>
-        <w:lastRenderedPageBreak/>
+          <w:sz w:val="34"/>
+          <w:szCs w:val="34"/>
+        </w:rPr>
+      </w:pPr>
+      <w:r>
+        <w:rPr>
+          <w:rFonts w:ascii="Calibri" w:hAnsi="Calibri" w:cs="Calibri"/>
+          <w:sz w:val="34"/>
+          <w:szCs w:val="34"/>
+        </w:rPr>
         <w:t>If one of them is 1, it’s stretched to match the other.</w:t>
       </w:r>
     </w:p>
@@ -1769,31 +1414,31 @@
         <w:jc w:val="both"/>
         <w:rPr>
           <w:rFonts w:ascii="Calibri" w:hAnsi="Calibri" w:cs="Calibri"/>
-          <w:sz w:val="36"/>
-          <w:szCs w:val="36"/>
-        </w:rPr>
-      </w:pPr>
-      <w:r>
-        <w:rPr>
-          <w:rFonts w:ascii="Calibri" w:hAnsi="Calibri" w:cs="Calibri"/>
-          <w:sz w:val="36"/>
-          <w:szCs w:val="36"/>
+          <w:sz w:val="34"/>
+          <w:szCs w:val="34"/>
+        </w:rPr>
+      </w:pPr>
+      <w:r>
+        <w:rPr>
+          <w:rFonts w:ascii="Calibri" w:hAnsi="Calibri" w:cs="Calibri"/>
+          <w:sz w:val="34"/>
+          <w:szCs w:val="34"/>
         </w:rPr>
         <w:t xml:space="preserve">If they differ and neither is 1, </w:t>
       </w:r>
       <w:r>
         <w:rPr>
           <w:rFonts w:ascii="Segoe UI Emoji" w:hAnsi="Segoe UI Emoji" w:cs="Segoe UI Emoji"/>
-          <w:sz w:val="36"/>
-          <w:szCs w:val="36"/>
+          <w:sz w:val="34"/>
+          <w:szCs w:val="34"/>
         </w:rPr>
         <w:t>❌</w:t>
       </w:r>
       <w:r>
         <w:rPr>
           <w:rFonts w:ascii="Calibri" w:hAnsi="Calibri" w:cs="Calibri"/>
-          <w:sz w:val="36"/>
-          <w:szCs w:val="36"/>
+          <w:sz w:val="34"/>
+          <w:szCs w:val="34"/>
         </w:rPr>
         <w:t xml:space="preserve"> error (cannot broadcast).</w:t>
       </w:r>
@@ -1803,15 +1448,15 @@
         <w:jc w:val="both"/>
         <w:rPr>
           <w:rFonts w:ascii="Calibri" w:hAnsi="Calibri" w:cs="Calibri"/>
-          <w:sz w:val="36"/>
-          <w:szCs w:val="36"/>
-        </w:rPr>
-      </w:pPr>
-      <w:r>
-        <w:rPr>
-          <w:rFonts w:ascii="Calibri" w:hAnsi="Calibri" w:cs="Calibri"/>
-          <w:sz w:val="36"/>
-          <w:szCs w:val="36"/>
+          <w:sz w:val="34"/>
+          <w:szCs w:val="34"/>
+        </w:rPr>
+      </w:pPr>
+      <w:r>
+        <w:rPr>
+          <w:rFonts w:ascii="Calibri" w:hAnsi="Calibri" w:cs="Calibri"/>
+          <w:sz w:val="34"/>
+          <w:szCs w:val="34"/>
         </w:rPr>
         <w:t>Note: Broadcasting can happen with different shapes.</w:t>
       </w:r>
@@ -1821,77 +1466,55 @@
         <w:jc w:val="both"/>
         <w:rPr>
           <w:rFonts w:ascii="Calibri" w:hAnsi="Calibri" w:cs="Calibri"/>
-          <w:sz w:val="36"/>
-          <w:szCs w:val="36"/>
-        </w:rPr>
-      </w:pPr>
-    </w:p>
-    <w:p>
-      <w:pPr>
-        <w:jc w:val="both"/>
-        <w:rPr>
-          <w:rFonts w:ascii="Calibri" w:hAnsi="Calibri" w:cs="Calibri"/>
-          <w:b/>
-          <w:bCs/>
-          <w:sz w:val="36"/>
-          <w:szCs w:val="36"/>
-        </w:rPr>
-      </w:pPr>
-      <w:r>
-        <w:rPr>
-          <w:rFonts w:ascii="Calibri" w:hAnsi="Calibri" w:cs="Calibri"/>
-          <w:b/>
-          <w:bCs/>
-          <w:sz w:val="36"/>
-          <w:szCs w:val="36"/>
-        </w:rPr>
-        <w:t xml:space="preserve">Random Number Generation in </w:t>
-      </w:r>
-      <w:proofErr w:type="spellStart"/>
-      <w:r>
-        <w:rPr>
-          <w:rFonts w:ascii="Calibri" w:hAnsi="Calibri" w:cs="Calibri"/>
-          <w:b/>
-          <w:bCs/>
-          <w:sz w:val="36"/>
-          <w:szCs w:val="36"/>
-        </w:rPr>
-        <w:t>Numpy</w:t>
-      </w:r>
-      <w:proofErr w:type="spellEnd"/>
-      <w:r>
-        <w:rPr>
-          <w:rFonts w:ascii="Calibri" w:hAnsi="Calibri" w:cs="Calibri"/>
-          <w:b/>
-          <w:bCs/>
-          <w:sz w:val="36"/>
-          <w:szCs w:val="36"/>
-        </w:rPr>
-        <w:t>:</w:t>
-      </w:r>
-    </w:p>
-    <w:p>
-      <w:pPr>
-        <w:jc w:val="both"/>
-        <w:rPr>
-          <w:rFonts w:ascii="Calibri" w:hAnsi="Calibri" w:cs="Calibri"/>
-          <w:sz w:val="36"/>
-          <w:szCs w:val="36"/>
-        </w:rPr>
-      </w:pPr>
-      <w:r>
-        <w:rPr>
-          <w:rFonts w:ascii="Calibri" w:hAnsi="Calibri" w:cs="Calibri"/>
-          <w:sz w:val="36"/>
-          <w:szCs w:val="36"/>
+          <w:sz w:val="34"/>
+          <w:szCs w:val="34"/>
+        </w:rPr>
+      </w:pPr>
+    </w:p>
+    <w:p>
+      <w:pPr>
+        <w:jc w:val="both"/>
+        <w:rPr>
+          <w:rFonts w:ascii="Calibri" w:hAnsi="Calibri" w:cs="Calibri"/>
+          <w:b/>
+          <w:bCs/>
+          <w:sz w:val="34"/>
+          <w:szCs w:val="34"/>
+        </w:rPr>
+      </w:pPr>
+      <w:r>
+        <w:rPr>
+          <w:rFonts w:ascii="Calibri" w:hAnsi="Calibri" w:cs="Calibri"/>
+          <w:b/>
+          <w:bCs/>
+          <w:sz w:val="34"/>
+          <w:szCs w:val="34"/>
+        </w:rPr>
+        <w:t>Random Number Generation in Numpy:</w:t>
+      </w:r>
+    </w:p>
+    <w:p>
+      <w:pPr>
+        <w:jc w:val="both"/>
+        <w:rPr>
+          <w:rFonts w:ascii="Calibri" w:hAnsi="Calibri" w:cs="Calibri"/>
+          <w:sz w:val="34"/>
+          <w:szCs w:val="34"/>
+        </w:rPr>
+      </w:pPr>
+      <w:r>
+        <w:rPr>
+          <w:rFonts w:ascii="Calibri" w:hAnsi="Calibri" w:cs="Calibri"/>
+          <w:sz w:val="34"/>
+          <w:szCs w:val="34"/>
         </w:rPr>
         <w:t xml:space="preserve"># </w:t>
       </w:r>
       <w:r>
         <w:rPr>
           <w:rFonts w:ascii="Calibri" w:hAnsi="Calibri" w:cs="Calibri"/>
-          <w:sz w:val="36"/>
-          <w:szCs w:val="36"/>
+          <w:sz w:val="34"/>
+          <w:szCs w:val="34"/>
         </w:rPr>
         <w:t>Random number generation means creating numbers that appear random that is, they follow a statistical distribution (like uniform, normal, etc.). In ML, random numbers are often used for:</w:t>
       </w:r>
@@ -1906,15 +1529,15 @@
         <w:jc w:val="both"/>
         <w:rPr>
           <w:rFonts w:ascii="Calibri" w:hAnsi="Calibri" w:cs="Calibri"/>
-          <w:sz w:val="36"/>
-          <w:szCs w:val="36"/>
-        </w:rPr>
-      </w:pPr>
-      <w:r>
-        <w:rPr>
-          <w:rFonts w:ascii="Calibri" w:hAnsi="Calibri" w:cs="Calibri"/>
-          <w:sz w:val="36"/>
-          <w:szCs w:val="36"/>
+          <w:sz w:val="34"/>
+          <w:szCs w:val="34"/>
+        </w:rPr>
+      </w:pPr>
+      <w:r>
+        <w:rPr>
+          <w:rFonts w:ascii="Calibri" w:hAnsi="Calibri" w:cs="Calibri"/>
+          <w:sz w:val="34"/>
+          <w:szCs w:val="34"/>
         </w:rPr>
         <w:t>Splitting datasets (train/test)</w:t>
       </w:r>
@@ -1929,15 +1552,15 @@
         <w:jc w:val="both"/>
         <w:rPr>
           <w:rFonts w:ascii="Calibri" w:hAnsi="Calibri" w:cs="Calibri"/>
-          <w:sz w:val="36"/>
-          <w:szCs w:val="36"/>
-        </w:rPr>
-      </w:pPr>
-      <w:r>
-        <w:rPr>
-          <w:rFonts w:ascii="Calibri" w:hAnsi="Calibri" w:cs="Calibri"/>
-          <w:sz w:val="36"/>
-          <w:szCs w:val="36"/>
+          <w:sz w:val="34"/>
+          <w:szCs w:val="34"/>
+        </w:rPr>
+      </w:pPr>
+      <w:r>
+        <w:rPr>
+          <w:rFonts w:ascii="Calibri" w:hAnsi="Calibri" w:cs="Calibri"/>
+          <w:sz w:val="34"/>
+          <w:szCs w:val="34"/>
         </w:rPr>
         <w:t>Initializing model weights</w:t>
       </w:r>
@@ -1952,16 +1575,17 @@
         <w:jc w:val="both"/>
         <w:rPr>
           <w:rFonts w:ascii="Calibri" w:hAnsi="Calibri" w:cs="Calibri"/>
-          <w:sz w:val="36"/>
-          <w:szCs w:val="36"/>
-        </w:rPr>
-      </w:pPr>
-      <w:r>
-        <w:rPr>
-          <w:rFonts w:ascii="Calibri" w:hAnsi="Calibri" w:cs="Calibri"/>
-          <w:sz w:val="36"/>
-          <w:szCs w:val="36"/>
-        </w:rPr>
+          <w:sz w:val="34"/>
+          <w:szCs w:val="34"/>
+        </w:rPr>
+      </w:pPr>
+      <w:r>
+        <w:rPr>
+          <w:rFonts w:ascii="Calibri" w:hAnsi="Calibri" w:cs="Calibri"/>
+          <w:sz w:val="34"/>
+          <w:szCs w:val="34"/>
+        </w:rPr>
+        <w:lastRenderedPageBreak/>
         <w:t>Random sampling (e.g., in stochastic gradient descent)</w:t>
       </w:r>
     </w:p>
@@ -1970,57 +1594,33 @@
         <w:jc w:val="both"/>
         <w:rPr>
           <w:rFonts w:ascii="Calibri" w:hAnsi="Calibri" w:cs="Calibri"/>
-          <w:sz w:val="36"/>
-          <w:szCs w:val="36"/>
-        </w:rPr>
-      </w:pPr>
-      <w:r>
-        <w:rPr>
-          <w:rFonts w:ascii="Calibri" w:hAnsi="Calibri" w:cs="Calibri"/>
-          <w:sz w:val="36"/>
-          <w:szCs w:val="36"/>
+          <w:sz w:val="34"/>
+          <w:szCs w:val="34"/>
+        </w:rPr>
+      </w:pPr>
+      <w:r>
+        <w:rPr>
+          <w:rFonts w:ascii="Calibri" w:hAnsi="Calibri" w:cs="Calibri"/>
+          <w:sz w:val="34"/>
+          <w:szCs w:val="34"/>
         </w:rPr>
         <w:t xml:space="preserve"># </w:t>
       </w:r>
-      <w:proofErr w:type="spellStart"/>
-      <w:proofErr w:type="gramStart"/>
-      <w:r>
-        <w:rPr>
-          <w:rFonts w:ascii="Calibri" w:hAnsi="Calibri" w:cs="Calibri"/>
-          <w:b/>
-          <w:bCs/>
-          <w:sz w:val="36"/>
-          <w:szCs w:val="36"/>
-        </w:rPr>
-        <w:t>np.random</w:t>
-      </w:r>
-      <w:proofErr w:type="gramEnd"/>
-      <w:r>
-        <w:rPr>
-          <w:rFonts w:ascii="Calibri" w:hAnsi="Calibri" w:cs="Calibri"/>
-          <w:b/>
-          <w:bCs/>
-          <w:sz w:val="36"/>
-          <w:szCs w:val="36"/>
-        </w:rPr>
-        <w:t>.uniform</w:t>
-      </w:r>
-      <w:proofErr w:type="spellEnd"/>
-      <w:r>
-        <w:rPr>
-          <w:rFonts w:ascii="Calibri" w:hAnsi="Calibri" w:cs="Calibri"/>
-          <w:b/>
-          <w:bCs/>
-          <w:sz w:val="36"/>
-          <w:szCs w:val="36"/>
-        </w:rPr>
-        <w:t>()</w:t>
-      </w:r>
-      <w:r>
-        <w:rPr>
-          <w:rFonts w:ascii="Calibri" w:hAnsi="Calibri" w:cs="Calibri"/>
-          <w:sz w:val="36"/>
-          <w:szCs w:val="36"/>
+      <w:r>
+        <w:rPr>
+          <w:rFonts w:ascii="Calibri" w:hAnsi="Calibri" w:cs="Calibri"/>
+          <w:b/>
+          <w:bCs/>
+          <w:sz w:val="34"/>
+          <w:szCs w:val="34"/>
+        </w:rPr>
+        <w:t>np.random.uniform()</w:t>
+      </w:r>
+      <w:r>
+        <w:rPr>
+          <w:rFonts w:ascii="Calibri" w:hAnsi="Calibri" w:cs="Calibri"/>
+          <w:sz w:val="34"/>
+          <w:szCs w:val="34"/>
         </w:rPr>
         <w:t xml:space="preserve"> this function generates random numbers from a uniform distribution. A uniform distribution means every number in a given range has an equal probability of appearing.</w:t>
       </w:r>
@@ -2030,15 +1630,15 @@
         <w:jc w:val="both"/>
         <w:rPr>
           <w:rFonts w:ascii="Calibri" w:hAnsi="Calibri" w:cs="Calibri"/>
-          <w:sz w:val="36"/>
-          <w:szCs w:val="36"/>
-        </w:rPr>
-      </w:pPr>
-      <w:r>
-        <w:rPr>
-          <w:rFonts w:ascii="Calibri" w:hAnsi="Calibri" w:cs="Calibri"/>
-          <w:sz w:val="36"/>
-          <w:szCs w:val="36"/>
+          <w:sz w:val="34"/>
+          <w:szCs w:val="34"/>
+        </w:rPr>
+      </w:pPr>
+      <w:r>
+        <w:rPr>
+          <w:rFonts w:ascii="Calibri" w:hAnsi="Calibri" w:cs="Calibri"/>
+          <w:sz w:val="34"/>
+          <w:szCs w:val="34"/>
         </w:rPr>
         <w:t xml:space="preserve"># </w:t>
       </w:r>
@@ -2047,16 +1647,16 @@
           <w:rFonts w:ascii="Calibri" w:hAnsi="Calibri" w:cs="Calibri"/>
           <w:b/>
           <w:bCs/>
-          <w:sz w:val="36"/>
-          <w:szCs w:val="36"/>
+          <w:sz w:val="34"/>
+          <w:szCs w:val="34"/>
         </w:rPr>
         <w:t xml:space="preserve">size=5 </w:t>
       </w:r>
       <w:r>
         <w:rPr>
           <w:rFonts w:ascii="Calibri" w:hAnsi="Calibri" w:cs="Calibri"/>
-          <w:sz w:val="36"/>
-          <w:szCs w:val="36"/>
+          <w:sz w:val="34"/>
+          <w:szCs w:val="34"/>
         </w:rPr>
         <w:t xml:space="preserve">this tells </w:t>
       </w:r>
@@ -2065,16 +1665,16 @@
           <w:rFonts w:ascii="Calibri" w:hAnsi="Calibri" w:cs="Calibri"/>
           <w:b/>
           <w:bCs/>
-          <w:sz w:val="36"/>
-          <w:szCs w:val="36"/>
+          <w:sz w:val="34"/>
+          <w:szCs w:val="34"/>
         </w:rPr>
         <w:t>NumPy</w:t>
       </w:r>
       <w:r>
         <w:rPr>
           <w:rFonts w:ascii="Calibri" w:hAnsi="Calibri" w:cs="Calibri"/>
-          <w:sz w:val="36"/>
-          <w:szCs w:val="36"/>
+          <w:sz w:val="34"/>
+          <w:szCs w:val="34"/>
         </w:rPr>
         <w:t xml:space="preserve"> to generate 5 random numbers.</w:t>
       </w:r>
@@ -2084,49 +1684,39 @@
         <w:jc w:val="both"/>
         <w:rPr>
           <w:rFonts w:ascii="Calibri" w:hAnsi="Calibri" w:cs="Calibri"/>
-          <w:sz w:val="36"/>
-          <w:szCs w:val="36"/>
-        </w:rPr>
-      </w:pPr>
-      <w:r>
-        <w:rPr>
-          <w:rFonts w:ascii="Calibri" w:hAnsi="Calibri" w:cs="Calibri"/>
-          <w:sz w:val="36"/>
-          <w:szCs w:val="36"/>
+          <w:sz w:val="34"/>
+          <w:szCs w:val="34"/>
+        </w:rPr>
+      </w:pPr>
+      <w:r>
+        <w:rPr>
+          <w:rFonts w:ascii="Calibri" w:hAnsi="Calibri" w:cs="Calibri"/>
+          <w:sz w:val="34"/>
+          <w:szCs w:val="34"/>
         </w:rPr>
         <w:t xml:space="preserve"># </w:t>
       </w:r>
       <w:r>
         <w:rPr>
           <w:rFonts w:ascii="Calibri" w:hAnsi="Calibri" w:cs="Calibri"/>
-          <w:sz w:val="36"/>
-          <w:szCs w:val="36"/>
-        </w:rPr>
-        <w:t xml:space="preserve">By </w:t>
-      </w:r>
-      <w:proofErr w:type="gramStart"/>
-      <w:r>
-        <w:rPr>
-          <w:rFonts w:ascii="Calibri" w:hAnsi="Calibri" w:cs="Calibri"/>
-          <w:sz w:val="36"/>
-          <w:szCs w:val="36"/>
-        </w:rPr>
-        <w:t>default</w:t>
-      </w:r>
-      <w:proofErr w:type="gramEnd"/>
-      <w:r>
-        <w:rPr>
-          <w:rFonts w:ascii="Calibri" w:hAnsi="Calibri" w:cs="Calibri"/>
-          <w:sz w:val="36"/>
-          <w:szCs w:val="36"/>
+          <w:sz w:val="34"/>
+          <w:szCs w:val="34"/>
+        </w:rPr>
+        <w:t>By default</w:t>
+      </w:r>
+      <w:r>
+        <w:rPr>
+          <w:rFonts w:ascii="Calibri" w:hAnsi="Calibri" w:cs="Calibri"/>
+          <w:sz w:val="34"/>
+          <w:szCs w:val="34"/>
         </w:rPr>
         <w:t xml:space="preserve"> r</w:t>
       </w:r>
       <w:r>
         <w:rPr>
           <w:rFonts w:ascii="Calibri" w:hAnsi="Calibri" w:cs="Calibri"/>
-          <w:sz w:val="36"/>
-          <w:szCs w:val="36"/>
+          <w:sz w:val="34"/>
+          <w:szCs w:val="34"/>
         </w:rPr>
         <w:t xml:space="preserve">ange is </w:t>
       </w:r>
@@ -2135,8 +1725,8 @@
           <w:rFonts w:ascii="Calibri" w:hAnsi="Calibri" w:cs="Calibri"/>
           <w:b/>
           <w:bCs/>
-          <w:sz w:val="36"/>
-          <w:szCs w:val="36"/>
+          <w:sz w:val="34"/>
+          <w:szCs w:val="34"/>
         </w:rPr>
         <w:t>(</w:t>
       </w:r>
@@ -2145,40 +1735,40 @@
           <w:rFonts w:ascii="Calibri" w:hAnsi="Calibri" w:cs="Calibri"/>
           <w:b/>
           <w:bCs/>
-          <w:sz w:val="36"/>
-          <w:szCs w:val="36"/>
+          <w:sz w:val="34"/>
+          <w:szCs w:val="34"/>
         </w:rPr>
         <w:t>0.0, 1.0)</w:t>
       </w:r>
       <w:r>
         <w:rPr>
           <w:rFonts w:ascii="Calibri" w:hAnsi="Calibri" w:cs="Calibri"/>
-          <w:sz w:val="36"/>
-          <w:szCs w:val="36"/>
+          <w:sz w:val="34"/>
+          <w:szCs w:val="34"/>
         </w:rPr>
         <w:t xml:space="preserve"> includes 0.0, excludes 1.0.</w:t>
       </w:r>
       <w:r>
         <w:rPr>
           <w:rFonts w:ascii="Calibri" w:hAnsi="Calibri" w:cs="Calibri"/>
-          <w:sz w:val="36"/>
-          <w:szCs w:val="36"/>
+          <w:sz w:val="34"/>
+          <w:szCs w:val="34"/>
         </w:rPr>
         <w:t xml:space="preserve"> </w:t>
       </w:r>
       <w:r>
         <w:rPr>
           <w:rFonts w:ascii="Calibri" w:hAnsi="Calibri" w:cs="Calibri"/>
-          <w:sz w:val="36"/>
-          <w:szCs w:val="36"/>
+          <w:sz w:val="34"/>
+          <w:szCs w:val="34"/>
         </w:rPr>
         <w:t>We</w:t>
       </w:r>
       <w:r>
         <w:rPr>
           <w:rFonts w:ascii="Calibri" w:hAnsi="Calibri" w:cs="Calibri"/>
-          <w:sz w:val="36"/>
-          <w:szCs w:val="36"/>
+          <w:sz w:val="34"/>
+          <w:szCs w:val="34"/>
         </w:rPr>
         <w:t xml:space="preserve"> can change the range using </w:t>
       </w:r>
@@ -2187,8 +1777,8 @@
           <w:rFonts w:ascii="Calibri" w:hAnsi="Calibri" w:cs="Calibri"/>
           <w:b/>
           <w:bCs/>
-          <w:sz w:val="36"/>
-          <w:szCs w:val="36"/>
+          <w:sz w:val="34"/>
+          <w:szCs w:val="34"/>
         </w:rPr>
         <w:t>low</w:t>
       </w:r>
@@ -2197,16 +1787,16 @@
           <w:rFonts w:ascii="Calibri" w:hAnsi="Calibri" w:cs="Calibri"/>
           <w:b/>
           <w:bCs/>
-          <w:sz w:val="36"/>
-          <w:szCs w:val="36"/>
+          <w:sz w:val="34"/>
+          <w:szCs w:val="34"/>
         </w:rPr>
         <w:t>=</w:t>
       </w:r>
       <w:r>
         <w:rPr>
           <w:rFonts w:ascii="Calibri" w:hAnsi="Calibri" w:cs="Calibri"/>
-          <w:sz w:val="36"/>
-          <w:szCs w:val="36"/>
+          <w:sz w:val="34"/>
+          <w:szCs w:val="34"/>
         </w:rPr>
         <w:t xml:space="preserve"> and </w:t>
       </w:r>
@@ -2215,46 +1805,36 @@
           <w:rFonts w:ascii="Calibri" w:hAnsi="Calibri" w:cs="Calibri"/>
           <w:b/>
           <w:bCs/>
-          <w:sz w:val="36"/>
-          <w:szCs w:val="36"/>
+          <w:sz w:val="34"/>
+          <w:szCs w:val="34"/>
         </w:rPr>
         <w:t>high</w:t>
       </w:r>
-      <w:proofErr w:type="gramStart"/>
-      <w:r>
-        <w:rPr>
-          <w:rFonts w:ascii="Calibri" w:hAnsi="Calibri" w:cs="Calibri"/>
-          <w:b/>
-          <w:bCs/>
-          <w:sz w:val="36"/>
-          <w:szCs w:val="36"/>
+      <w:r>
+        <w:rPr>
+          <w:rFonts w:ascii="Calibri" w:hAnsi="Calibri" w:cs="Calibri"/>
+          <w:b/>
+          <w:bCs/>
+          <w:sz w:val="34"/>
+          <w:szCs w:val="34"/>
         </w:rPr>
         <w:t xml:space="preserve">= </w:t>
       </w:r>
       <w:r>
         <w:rPr>
           <w:rFonts w:ascii="Calibri" w:hAnsi="Calibri" w:cs="Calibri"/>
-          <w:sz w:val="36"/>
-          <w:szCs w:val="36"/>
-        </w:rPr>
-        <w:t xml:space="preserve"> parameter</w:t>
-      </w:r>
-      <w:proofErr w:type="gramEnd"/>
-      <w:r>
-        <w:rPr>
-          <w:rFonts w:ascii="Calibri" w:hAnsi="Calibri" w:cs="Calibri"/>
-          <w:sz w:val="36"/>
-          <w:szCs w:val="36"/>
-        </w:rPr>
-        <w:t xml:space="preserve"> in</w:t>
-      </w:r>
-      <w:r>
-        <w:rPr>
-          <w:rFonts w:ascii="Calibri" w:hAnsi="Calibri" w:cs="Calibri"/>
-          <w:b/>
-          <w:bCs/>
-          <w:sz w:val="36"/>
-          <w:szCs w:val="36"/>
+          <w:sz w:val="34"/>
+          <w:szCs w:val="34"/>
+        </w:rPr>
+        <w:t xml:space="preserve"> parameter in</w:t>
+      </w:r>
+      <w:r>
+        <w:rPr>
+          <w:rFonts w:ascii="Calibri" w:hAnsi="Calibri" w:cs="Calibri"/>
+          <w:b/>
+          <w:bCs/>
+          <w:sz w:val="34"/>
+          <w:szCs w:val="34"/>
         </w:rPr>
         <w:t xml:space="preserve"> </w:t>
       </w:r>
@@ -2263,16 +1843,16 @@
           <w:rFonts w:ascii="Calibri" w:hAnsi="Calibri" w:cs="Calibri"/>
           <w:b/>
           <w:bCs/>
-          <w:sz w:val="36"/>
-          <w:szCs w:val="36"/>
+          <w:sz w:val="34"/>
+          <w:szCs w:val="34"/>
         </w:rPr>
         <w:t>.uniform()</w:t>
       </w:r>
       <w:r>
         <w:rPr>
           <w:rFonts w:ascii="Calibri" w:hAnsi="Calibri" w:cs="Calibri"/>
-          <w:sz w:val="36"/>
-          <w:szCs w:val="36"/>
+          <w:sz w:val="34"/>
+          <w:szCs w:val="34"/>
         </w:rPr>
         <w:t>.</w:t>
       </w:r>
@@ -2285,282 +1865,150 @@
           <w:b/>
           <w:bCs/>
           <w:color w:val="D86DCB" w:themeColor="accent5" w:themeTint="99"/>
-          <w:sz w:val="36"/>
-          <w:szCs w:val="36"/>
-        </w:rPr>
-      </w:pPr>
-      <w:r>
-        <w:rPr>
-          <w:rFonts w:ascii="Calibri" w:hAnsi="Calibri" w:cs="Calibri"/>
-          <w:b/>
-          <w:bCs/>
-          <w:color w:val="D86DCB" w:themeColor="accent5" w:themeTint="99"/>
-          <w:sz w:val="36"/>
-          <w:szCs w:val="36"/>
-        </w:rPr>
-        <w:t xml:space="preserve">import </w:t>
-      </w:r>
-      <w:proofErr w:type="spellStart"/>
-      <w:r>
-        <w:rPr>
-          <w:rFonts w:ascii="Calibri" w:hAnsi="Calibri" w:cs="Calibri"/>
-          <w:b/>
-          <w:bCs/>
-          <w:color w:val="D86DCB" w:themeColor="accent5" w:themeTint="99"/>
-          <w:sz w:val="36"/>
-          <w:szCs w:val="36"/>
-        </w:rPr>
-        <w:t>numpy</w:t>
-      </w:r>
-      <w:proofErr w:type="spellEnd"/>
-      <w:r>
-        <w:rPr>
-          <w:rFonts w:ascii="Calibri" w:hAnsi="Calibri" w:cs="Calibri"/>
-          <w:b/>
-          <w:bCs/>
-          <w:color w:val="D86DCB" w:themeColor="accent5" w:themeTint="99"/>
-          <w:sz w:val="36"/>
-          <w:szCs w:val="36"/>
-        </w:rPr>
-        <w:t xml:space="preserve"> as np</w:t>
-      </w:r>
-    </w:p>
-    <w:p>
-      <w:pPr>
-        <w:jc w:val="both"/>
-        <w:rPr>
-          <w:rFonts w:ascii="Calibri" w:hAnsi="Calibri" w:cs="Calibri"/>
-          <w:b/>
-          <w:bCs/>
-          <w:color w:val="D86DCB" w:themeColor="accent5" w:themeTint="99"/>
-          <w:sz w:val="36"/>
-          <w:szCs w:val="36"/>
-        </w:rPr>
-      </w:pPr>
-      <w:proofErr w:type="spellStart"/>
-      <w:r>
-        <w:rPr>
-          <w:rFonts w:ascii="Calibri" w:hAnsi="Calibri" w:cs="Calibri"/>
-          <w:b/>
-          <w:bCs/>
-          <w:color w:val="D86DCB" w:themeColor="accent5" w:themeTint="99"/>
-          <w:sz w:val="36"/>
-          <w:szCs w:val="36"/>
-        </w:rPr>
-        <w:t>random_numbers</w:t>
-      </w:r>
-      <w:proofErr w:type="spellEnd"/>
-      <w:r>
-        <w:rPr>
-          <w:rFonts w:ascii="Calibri" w:hAnsi="Calibri" w:cs="Calibri"/>
-          <w:b/>
-          <w:bCs/>
-          <w:color w:val="D86DCB" w:themeColor="accent5" w:themeTint="99"/>
-          <w:sz w:val="36"/>
-          <w:szCs w:val="36"/>
-        </w:rPr>
-        <w:t xml:space="preserve"> = </w:t>
-      </w:r>
-      <w:proofErr w:type="spellStart"/>
-      <w:proofErr w:type="gramStart"/>
-      <w:r>
-        <w:rPr>
-          <w:rFonts w:ascii="Calibri" w:hAnsi="Calibri" w:cs="Calibri"/>
-          <w:b/>
-          <w:bCs/>
-          <w:color w:val="D86DCB" w:themeColor="accent5" w:themeTint="99"/>
-          <w:sz w:val="36"/>
-          <w:szCs w:val="36"/>
-        </w:rPr>
-        <w:t>np.random</w:t>
-      </w:r>
-      <w:proofErr w:type="gramEnd"/>
-      <w:r>
-        <w:rPr>
-          <w:rFonts w:ascii="Calibri" w:hAnsi="Calibri" w:cs="Calibri"/>
-          <w:b/>
-          <w:bCs/>
-          <w:color w:val="D86DCB" w:themeColor="accent5" w:themeTint="99"/>
-          <w:sz w:val="36"/>
-          <w:szCs w:val="36"/>
-        </w:rPr>
-        <w:t>.uniform</w:t>
-      </w:r>
-      <w:proofErr w:type="spellEnd"/>
-      <w:r>
-        <w:rPr>
-          <w:rFonts w:ascii="Calibri" w:hAnsi="Calibri" w:cs="Calibri"/>
-          <w:b/>
-          <w:bCs/>
-          <w:color w:val="D86DCB" w:themeColor="accent5" w:themeTint="99"/>
-          <w:sz w:val="36"/>
-          <w:szCs w:val="36"/>
-        </w:rPr>
-        <w:t>(size=5)</w:t>
-      </w:r>
-    </w:p>
-    <w:p>
-      <w:pPr>
-        <w:jc w:val="both"/>
-        <w:rPr>
-          <w:rFonts w:ascii="Calibri" w:hAnsi="Calibri" w:cs="Calibri"/>
-          <w:b/>
-          <w:bCs/>
-          <w:color w:val="D86DCB" w:themeColor="accent5" w:themeTint="99"/>
-          <w:sz w:val="36"/>
-          <w:szCs w:val="36"/>
-        </w:rPr>
-      </w:pPr>
-      <w:r>
-        <w:rPr>
-          <w:rFonts w:ascii="Calibri" w:hAnsi="Calibri" w:cs="Calibri"/>
-          <w:b/>
-          <w:bCs/>
-          <w:color w:val="D86DCB" w:themeColor="accent5" w:themeTint="99"/>
-          <w:sz w:val="36"/>
-          <w:szCs w:val="36"/>
-        </w:rPr>
-        <w:t>print(</w:t>
-      </w:r>
-      <w:proofErr w:type="spellStart"/>
-      <w:r>
-        <w:rPr>
-          <w:rFonts w:ascii="Calibri" w:hAnsi="Calibri" w:cs="Calibri"/>
-          <w:b/>
-          <w:bCs/>
-          <w:color w:val="D86DCB" w:themeColor="accent5" w:themeTint="99"/>
-          <w:sz w:val="36"/>
-          <w:szCs w:val="36"/>
-        </w:rPr>
-        <w:t>random_numbers</w:t>
-      </w:r>
-      <w:proofErr w:type="spellEnd"/>
-      <w:r>
-        <w:rPr>
-          <w:rFonts w:ascii="Calibri" w:hAnsi="Calibri" w:cs="Calibri"/>
-          <w:b/>
-          <w:bCs/>
-          <w:color w:val="D86DCB" w:themeColor="accent5" w:themeTint="99"/>
-          <w:sz w:val="36"/>
-          <w:szCs w:val="36"/>
-        </w:rPr>
-        <w:t>)</w:t>
-      </w:r>
-    </w:p>
-    <w:p>
-      <w:pPr>
-        <w:jc w:val="both"/>
-        <w:rPr>
-          <w:rFonts w:ascii="Calibri" w:hAnsi="Calibri" w:cs="Calibri"/>
-          <w:sz w:val="36"/>
-          <w:szCs w:val="36"/>
-        </w:rPr>
-      </w:pPr>
-    </w:p>
-    <w:p>
-      <w:pPr>
-        <w:jc w:val="both"/>
-        <w:rPr>
-          <w:rFonts w:ascii="Calibri" w:hAnsi="Calibri" w:cs="Calibri"/>
-          <w:b/>
-          <w:bCs/>
-          <w:sz w:val="36"/>
-          <w:szCs w:val="36"/>
-        </w:rPr>
-      </w:pPr>
-      <w:r>
-        <w:rPr>
-          <w:rFonts w:ascii="Calibri" w:hAnsi="Calibri" w:cs="Calibri"/>
-          <w:b/>
-          <w:bCs/>
-          <w:sz w:val="36"/>
-          <w:szCs w:val="36"/>
-        </w:rPr>
-        <w:t xml:space="preserve">Matrix Dot Multiplication using </w:t>
-      </w:r>
-      <w:proofErr w:type="spellStart"/>
-      <w:r>
-        <w:rPr>
-          <w:rFonts w:ascii="Calibri" w:hAnsi="Calibri" w:cs="Calibri"/>
-          <w:b/>
-          <w:bCs/>
-          <w:sz w:val="36"/>
-          <w:szCs w:val="36"/>
-        </w:rPr>
-        <w:t>Numpy</w:t>
-      </w:r>
-      <w:proofErr w:type="spellEnd"/>
-      <w:r>
-        <w:rPr>
-          <w:rFonts w:ascii="Calibri" w:hAnsi="Calibri" w:cs="Calibri"/>
-          <w:b/>
-          <w:bCs/>
-          <w:sz w:val="36"/>
-          <w:szCs w:val="36"/>
-        </w:rPr>
-        <w:t>:</w:t>
-      </w:r>
-    </w:p>
-    <w:p>
-      <w:pPr>
-        <w:jc w:val="both"/>
-        <w:rPr>
-          <w:rFonts w:ascii="Calibri" w:hAnsi="Calibri" w:cs="Calibri"/>
-          <w:sz w:val="36"/>
-          <w:szCs w:val="36"/>
-        </w:rPr>
-      </w:pPr>
-      <w:r>
-        <w:rPr>
-          <w:rFonts w:ascii="Calibri" w:hAnsi="Calibri" w:cs="Calibri"/>
-          <w:sz w:val="36"/>
-          <w:szCs w:val="36"/>
+          <w:sz w:val="34"/>
+          <w:szCs w:val="34"/>
+        </w:rPr>
+      </w:pPr>
+      <w:r>
+        <w:rPr>
+          <w:rFonts w:ascii="Calibri" w:hAnsi="Calibri" w:cs="Calibri"/>
+          <w:b/>
+          <w:bCs/>
+          <w:color w:val="D86DCB" w:themeColor="accent5" w:themeTint="99"/>
+          <w:sz w:val="34"/>
+          <w:szCs w:val="34"/>
+        </w:rPr>
+        <w:t>import numpy as np</w:t>
+      </w:r>
+    </w:p>
+    <w:p>
+      <w:pPr>
+        <w:jc w:val="both"/>
+        <w:rPr>
+          <w:rFonts w:ascii="Calibri" w:hAnsi="Calibri" w:cs="Calibri"/>
+          <w:b/>
+          <w:bCs/>
+          <w:color w:val="D86DCB" w:themeColor="accent5" w:themeTint="99"/>
+          <w:sz w:val="34"/>
+          <w:szCs w:val="34"/>
+        </w:rPr>
+      </w:pPr>
+      <w:r>
+        <w:rPr>
+          <w:rFonts w:ascii="Calibri" w:hAnsi="Calibri" w:cs="Calibri"/>
+          <w:b/>
+          <w:bCs/>
+          <w:color w:val="D86DCB" w:themeColor="accent5" w:themeTint="99"/>
+          <w:sz w:val="34"/>
+          <w:szCs w:val="34"/>
+        </w:rPr>
+        <w:t>random_numbers = np.random.uniform(size=5)</w:t>
+      </w:r>
+    </w:p>
+    <w:p>
+      <w:pPr>
+        <w:jc w:val="both"/>
+        <w:rPr>
+          <w:rFonts w:ascii="Calibri" w:hAnsi="Calibri" w:cs="Calibri"/>
+          <w:b/>
+          <w:bCs/>
+          <w:color w:val="D86DCB" w:themeColor="accent5" w:themeTint="99"/>
+          <w:sz w:val="34"/>
+          <w:szCs w:val="34"/>
+        </w:rPr>
+      </w:pPr>
+      <w:r>
+        <w:rPr>
+          <w:rFonts w:ascii="Calibri" w:hAnsi="Calibri" w:cs="Calibri"/>
+          <w:b/>
+          <w:bCs/>
+          <w:color w:val="D86DCB" w:themeColor="accent5" w:themeTint="99"/>
+          <w:sz w:val="34"/>
+          <w:szCs w:val="34"/>
+        </w:rPr>
+        <w:t>print(random_numbers)</w:t>
+      </w:r>
+    </w:p>
+    <w:p>
+      <w:pPr>
+        <w:jc w:val="both"/>
+        <w:rPr>
+          <w:rFonts w:ascii="Calibri" w:hAnsi="Calibri" w:cs="Calibri"/>
+          <w:sz w:val="34"/>
+          <w:szCs w:val="34"/>
+        </w:rPr>
+      </w:pPr>
+    </w:p>
+    <w:p>
+      <w:pPr>
+        <w:jc w:val="both"/>
+        <w:rPr>
+          <w:rFonts w:ascii="Calibri" w:hAnsi="Calibri" w:cs="Calibri"/>
+          <w:b/>
+          <w:bCs/>
+          <w:sz w:val="34"/>
+          <w:szCs w:val="34"/>
+        </w:rPr>
+      </w:pPr>
+      <w:r>
+        <w:rPr>
+          <w:rFonts w:ascii="Calibri" w:hAnsi="Calibri" w:cs="Calibri"/>
+          <w:b/>
+          <w:bCs/>
+          <w:sz w:val="34"/>
+          <w:szCs w:val="34"/>
+        </w:rPr>
+        <w:t>Matrix Dot Multiplication using Numpy:</w:t>
+      </w:r>
+    </w:p>
+    <w:p>
+      <w:pPr>
+        <w:jc w:val="both"/>
+        <w:rPr>
+          <w:rFonts w:ascii="Calibri" w:hAnsi="Calibri" w:cs="Calibri"/>
+          <w:sz w:val="34"/>
+          <w:szCs w:val="34"/>
+        </w:rPr>
+      </w:pPr>
+      <w:r>
+        <w:rPr>
+          <w:rFonts w:ascii="Calibri" w:hAnsi="Calibri" w:cs="Calibri"/>
+          <w:sz w:val="34"/>
+          <w:szCs w:val="34"/>
         </w:rPr>
         <w:t xml:space="preserve"># </w:t>
       </w:r>
       <w:r>
         <w:rPr>
           <w:rFonts w:ascii="Calibri" w:hAnsi="Calibri" w:cs="Calibri"/>
-          <w:sz w:val="36"/>
-          <w:szCs w:val="36"/>
+          <w:sz w:val="34"/>
+          <w:szCs w:val="34"/>
         </w:rPr>
         <w:t>To multiply matrices A and B. The number of columns in A must equal the number of rows in B.</w:t>
       </w:r>
       <w:r>
         <w:rPr>
           <w:rFonts w:ascii="Calibri" w:hAnsi="Calibri" w:cs="Calibri"/>
-          <w:sz w:val="36"/>
-          <w:szCs w:val="36"/>
+          <w:sz w:val="34"/>
+          <w:szCs w:val="34"/>
         </w:rPr>
         <w:t xml:space="preserve"> </w:t>
       </w:r>
-      <w:proofErr w:type="gramStart"/>
-      <w:r>
-        <w:rPr>
-          <w:rFonts w:ascii="Calibri" w:hAnsi="Calibri" w:cs="Calibri"/>
-          <w:b/>
-          <w:bCs/>
-          <w:sz w:val="36"/>
-          <w:szCs w:val="36"/>
-        </w:rPr>
-        <w:t>np.dot(</w:t>
-      </w:r>
-      <w:proofErr w:type="gramEnd"/>
-      <w:r>
-        <w:rPr>
-          <w:rFonts w:ascii="Calibri" w:hAnsi="Calibri" w:cs="Calibri"/>
-          <w:b/>
-          <w:bCs/>
-          <w:sz w:val="36"/>
-          <w:szCs w:val="36"/>
-        </w:rPr>
-        <w:t>)</w:t>
-      </w:r>
-      <w:r>
-        <w:rPr>
-          <w:rFonts w:ascii="Calibri" w:hAnsi="Calibri" w:cs="Calibri"/>
-          <w:sz w:val="36"/>
-          <w:szCs w:val="36"/>
+      <w:r>
+        <w:rPr>
+          <w:rFonts w:ascii="Calibri" w:hAnsi="Calibri" w:cs="Calibri"/>
+          <w:b/>
+          <w:bCs/>
+          <w:sz w:val="34"/>
+          <w:szCs w:val="34"/>
+        </w:rPr>
+        <w:t>np.dot()</w:t>
+      </w:r>
+      <w:r>
+        <w:rPr>
+          <w:rFonts w:ascii="Calibri" w:hAnsi="Calibri" w:cs="Calibri"/>
+          <w:sz w:val="34"/>
+          <w:szCs w:val="34"/>
         </w:rPr>
         <w:t xml:space="preserve"> method multiplies these two matrices.</w:t>
       </w:r>
@@ -2573,116 +2021,66 @@
           <w:b/>
           <w:bCs/>
           <w:color w:val="D86DCB" w:themeColor="accent5" w:themeTint="99"/>
-          <w:sz w:val="36"/>
-          <w:szCs w:val="36"/>
-        </w:rPr>
-      </w:pPr>
-      <w:r>
-        <w:rPr>
-          <w:rFonts w:ascii="Calibri" w:hAnsi="Calibri" w:cs="Calibri"/>
-          <w:b/>
-          <w:bCs/>
-          <w:color w:val="D86DCB" w:themeColor="accent5" w:themeTint="99"/>
-          <w:sz w:val="36"/>
-          <w:szCs w:val="36"/>
-        </w:rPr>
-        <w:t xml:space="preserve">import </w:t>
-      </w:r>
-      <w:proofErr w:type="spellStart"/>
-      <w:r>
-        <w:rPr>
-          <w:rFonts w:ascii="Calibri" w:hAnsi="Calibri" w:cs="Calibri"/>
-          <w:b/>
-          <w:bCs/>
-          <w:color w:val="D86DCB" w:themeColor="accent5" w:themeTint="99"/>
-          <w:sz w:val="36"/>
-          <w:szCs w:val="36"/>
-        </w:rPr>
-        <w:t>numpy</w:t>
-      </w:r>
-      <w:proofErr w:type="spellEnd"/>
-      <w:r>
-        <w:rPr>
-          <w:rFonts w:ascii="Calibri" w:hAnsi="Calibri" w:cs="Calibri"/>
-          <w:b/>
-          <w:bCs/>
-          <w:color w:val="D86DCB" w:themeColor="accent5" w:themeTint="99"/>
-          <w:sz w:val="36"/>
-          <w:szCs w:val="36"/>
-        </w:rPr>
-        <w:t xml:space="preserve"> as np</w:t>
-      </w:r>
-    </w:p>
-    <w:p>
-      <w:pPr>
-        <w:jc w:val="both"/>
-        <w:rPr>
-          <w:rFonts w:ascii="Calibri" w:hAnsi="Calibri" w:cs="Calibri"/>
-          <w:b/>
-          <w:bCs/>
-          <w:color w:val="D86DCB" w:themeColor="accent5" w:themeTint="99"/>
-          <w:sz w:val="36"/>
-          <w:szCs w:val="36"/>
-        </w:rPr>
-      </w:pPr>
-      <w:r>
-        <w:rPr>
-          <w:rFonts w:ascii="Calibri" w:hAnsi="Calibri" w:cs="Calibri"/>
-          <w:b/>
-          <w:bCs/>
-          <w:color w:val="D86DCB" w:themeColor="accent5" w:themeTint="99"/>
-          <w:sz w:val="36"/>
-          <w:szCs w:val="36"/>
-        </w:rPr>
-        <w:t xml:space="preserve">a = </w:t>
-      </w:r>
-      <w:proofErr w:type="spellStart"/>
-      <w:proofErr w:type="gramStart"/>
-      <w:r>
-        <w:rPr>
-          <w:rFonts w:ascii="Calibri" w:hAnsi="Calibri" w:cs="Calibri"/>
-          <w:b/>
-          <w:bCs/>
-          <w:color w:val="D86DCB" w:themeColor="accent5" w:themeTint="99"/>
-          <w:sz w:val="36"/>
-          <w:szCs w:val="36"/>
-        </w:rPr>
-        <w:t>np.array</w:t>
-      </w:r>
-      <w:proofErr w:type="spellEnd"/>
-      <w:proofErr w:type="gramEnd"/>
-      <w:r>
-        <w:rPr>
-          <w:rFonts w:ascii="Calibri" w:hAnsi="Calibri" w:cs="Calibri"/>
-          <w:b/>
-          <w:bCs/>
-          <w:color w:val="D86DCB" w:themeColor="accent5" w:themeTint="99"/>
-          <w:sz w:val="36"/>
-          <w:szCs w:val="36"/>
-        </w:rPr>
-        <w:t>([[1, 2],</w:t>
-      </w:r>
-    </w:p>
-    <w:p>
-      <w:pPr>
-        <w:jc w:val="both"/>
-        <w:rPr>
-          <w:rFonts w:ascii="Calibri" w:hAnsi="Calibri" w:cs="Calibri"/>
-          <w:b/>
-          <w:bCs/>
-          <w:color w:val="D86DCB" w:themeColor="accent5" w:themeTint="99"/>
-          <w:sz w:val="36"/>
-          <w:szCs w:val="36"/>
-        </w:rPr>
-      </w:pPr>
-      <w:r>
-        <w:rPr>
-          <w:rFonts w:ascii="Calibri" w:hAnsi="Calibri" w:cs="Calibri"/>
-          <w:b/>
-          <w:bCs/>
-          <w:color w:val="D86DCB" w:themeColor="accent5" w:themeTint="99"/>
-          <w:sz w:val="36"/>
-          <w:szCs w:val="36"/>
+          <w:sz w:val="34"/>
+          <w:szCs w:val="34"/>
+        </w:rPr>
+      </w:pPr>
+      <w:r>
+        <w:rPr>
+          <w:rFonts w:ascii="Calibri" w:hAnsi="Calibri" w:cs="Calibri"/>
+          <w:b/>
+          <w:bCs/>
+          <w:color w:val="D86DCB" w:themeColor="accent5" w:themeTint="99"/>
+          <w:sz w:val="34"/>
+          <w:szCs w:val="34"/>
+        </w:rPr>
+        <w:t>import numpy as np</w:t>
+      </w:r>
+    </w:p>
+    <w:p>
+      <w:pPr>
+        <w:jc w:val="both"/>
+        <w:rPr>
+          <w:rFonts w:ascii="Calibri" w:hAnsi="Calibri" w:cs="Calibri"/>
+          <w:b/>
+          <w:bCs/>
+          <w:color w:val="D86DCB" w:themeColor="accent5" w:themeTint="99"/>
+          <w:sz w:val="34"/>
+          <w:szCs w:val="34"/>
+        </w:rPr>
+      </w:pPr>
+      <w:r>
+        <w:rPr>
+          <w:rFonts w:ascii="Calibri" w:hAnsi="Calibri" w:cs="Calibri"/>
+          <w:b/>
+          <w:bCs/>
+          <w:color w:val="D86DCB" w:themeColor="accent5" w:themeTint="99"/>
+          <w:sz w:val="34"/>
+          <w:szCs w:val="34"/>
+        </w:rPr>
+        <w:t>a = np.array([[1, 2],</w:t>
+      </w:r>
+    </w:p>
+    <w:p>
+      <w:pPr>
+        <w:jc w:val="both"/>
+        <w:rPr>
+          <w:rFonts w:ascii="Calibri" w:hAnsi="Calibri" w:cs="Calibri"/>
+          <w:b/>
+          <w:bCs/>
+          <w:color w:val="D86DCB" w:themeColor="accent5" w:themeTint="99"/>
+          <w:sz w:val="34"/>
+          <w:szCs w:val="34"/>
+        </w:rPr>
+      </w:pPr>
+      <w:r>
+        <w:rPr>
+          <w:rFonts w:ascii="Calibri" w:hAnsi="Calibri" w:cs="Calibri"/>
+          <w:b/>
+          <w:bCs/>
+          <w:color w:val="D86DCB" w:themeColor="accent5" w:themeTint="99"/>
+          <w:sz w:val="34"/>
+          <w:szCs w:val="34"/>
         </w:rPr>
         <w:t xml:space="preserve">              [3, 4]])</w:t>
       </w:r>
@@ -2695,68 +2093,42 @@
           <w:b/>
           <w:bCs/>
           <w:color w:val="D86DCB" w:themeColor="accent5" w:themeTint="99"/>
-          <w:sz w:val="36"/>
-          <w:szCs w:val="36"/>
-        </w:rPr>
-      </w:pPr>
-      <w:r>
-        <w:rPr>
-          <w:rFonts w:ascii="Calibri" w:hAnsi="Calibri" w:cs="Calibri"/>
-          <w:b/>
-          <w:bCs/>
-          <w:color w:val="D86DCB" w:themeColor="accent5" w:themeTint="99"/>
-          <w:sz w:val="36"/>
-          <w:szCs w:val="36"/>
-        </w:rPr>
-        <w:t xml:space="preserve">b = </w:t>
-      </w:r>
-      <w:proofErr w:type="spellStart"/>
-      <w:proofErr w:type="gramStart"/>
-      <w:r>
-        <w:rPr>
-          <w:rFonts w:ascii="Calibri" w:hAnsi="Calibri" w:cs="Calibri"/>
-          <w:b/>
-          <w:bCs/>
-          <w:color w:val="D86DCB" w:themeColor="accent5" w:themeTint="99"/>
-          <w:sz w:val="36"/>
-          <w:szCs w:val="36"/>
-        </w:rPr>
-        <w:t>np.array</w:t>
-      </w:r>
-      <w:proofErr w:type="spellEnd"/>
-      <w:proofErr w:type="gramEnd"/>
-      <w:r>
-        <w:rPr>
-          <w:rFonts w:ascii="Calibri" w:hAnsi="Calibri" w:cs="Calibri"/>
-          <w:b/>
-          <w:bCs/>
-          <w:color w:val="D86DCB" w:themeColor="accent5" w:themeTint="99"/>
-          <w:sz w:val="36"/>
-          <w:szCs w:val="36"/>
-        </w:rPr>
-        <w:t>([[5, 6],</w:t>
-      </w:r>
-    </w:p>
-    <w:p>
-      <w:pPr>
-        <w:jc w:val="both"/>
-        <w:rPr>
-          <w:rFonts w:ascii="Calibri" w:hAnsi="Calibri" w:cs="Calibri"/>
-          <w:b/>
-          <w:bCs/>
-          <w:color w:val="D86DCB" w:themeColor="accent5" w:themeTint="99"/>
-          <w:sz w:val="36"/>
-          <w:szCs w:val="36"/>
-        </w:rPr>
-      </w:pPr>
-      <w:r>
-        <w:rPr>
-          <w:rFonts w:ascii="Calibri" w:hAnsi="Calibri" w:cs="Calibri"/>
-          <w:b/>
-          <w:bCs/>
-          <w:color w:val="D86DCB" w:themeColor="accent5" w:themeTint="99"/>
-          <w:sz w:val="36"/>
-          <w:szCs w:val="36"/>
+          <w:sz w:val="34"/>
+          <w:szCs w:val="34"/>
+        </w:rPr>
+      </w:pPr>
+      <w:r>
+        <w:rPr>
+          <w:rFonts w:ascii="Calibri" w:hAnsi="Calibri" w:cs="Calibri"/>
+          <w:b/>
+          <w:bCs/>
+          <w:color w:val="D86DCB" w:themeColor="accent5" w:themeTint="99"/>
+          <w:sz w:val="34"/>
+          <w:szCs w:val="34"/>
+        </w:rPr>
+        <w:t>b = np.array([[5, 6],</w:t>
+      </w:r>
+    </w:p>
+    <w:p>
+      <w:pPr>
+        <w:jc w:val="both"/>
+        <w:rPr>
+          <w:rFonts w:ascii="Calibri" w:hAnsi="Calibri" w:cs="Calibri"/>
+          <w:b/>
+          <w:bCs/>
+          <w:color w:val="D86DCB" w:themeColor="accent5" w:themeTint="99"/>
+          <w:sz w:val="34"/>
+          <w:szCs w:val="34"/>
+        </w:rPr>
+      </w:pPr>
+      <w:r>
+        <w:rPr>
+          <w:rFonts w:ascii="Calibri" w:hAnsi="Calibri" w:cs="Calibri"/>
+          <w:b/>
+          <w:bCs/>
+          <w:color w:val="D86DCB" w:themeColor="accent5" w:themeTint="99"/>
+          <w:sz w:val="34"/>
+          <w:szCs w:val="34"/>
         </w:rPr>
         <w:t xml:space="preserve">              [7, 8]])</w:t>
       </w:r>
@@ -2769,66 +2141,42 @@
           <w:b/>
           <w:bCs/>
           <w:color w:val="D86DCB" w:themeColor="accent5" w:themeTint="99"/>
-          <w:sz w:val="36"/>
-          <w:szCs w:val="36"/>
-        </w:rPr>
-      </w:pPr>
-      <w:r>
-        <w:rPr>
-          <w:rFonts w:ascii="Calibri" w:hAnsi="Calibri" w:cs="Calibri"/>
-          <w:b/>
-          <w:bCs/>
-          <w:color w:val="D86DCB" w:themeColor="accent5" w:themeTint="99"/>
-          <w:sz w:val="36"/>
-          <w:szCs w:val="36"/>
-        </w:rPr>
-        <w:t xml:space="preserve">result = </w:t>
-      </w:r>
-      <w:proofErr w:type="gramStart"/>
-      <w:r>
-        <w:rPr>
-          <w:rFonts w:ascii="Calibri" w:hAnsi="Calibri" w:cs="Calibri"/>
-          <w:b/>
-          <w:bCs/>
-          <w:color w:val="D86DCB" w:themeColor="accent5" w:themeTint="99"/>
-          <w:sz w:val="36"/>
-          <w:szCs w:val="36"/>
-        </w:rPr>
-        <w:t>np.dot(</w:t>
-      </w:r>
-      <w:proofErr w:type="gramEnd"/>
-      <w:r>
-        <w:rPr>
-          <w:rFonts w:ascii="Calibri" w:hAnsi="Calibri" w:cs="Calibri"/>
-          <w:b/>
-          <w:bCs/>
-          <w:color w:val="D86DCB" w:themeColor="accent5" w:themeTint="99"/>
-          <w:sz w:val="36"/>
-          <w:szCs w:val="36"/>
-        </w:rPr>
-        <w:t>a, b)</w:t>
-      </w:r>
-    </w:p>
-    <w:p>
-      <w:pPr>
-        <w:jc w:val="both"/>
-        <w:rPr>
-          <w:rFonts w:ascii="Calibri" w:hAnsi="Calibri" w:cs="Calibri"/>
-          <w:b/>
-          <w:bCs/>
-          <w:color w:val="D86DCB" w:themeColor="accent5" w:themeTint="99"/>
-          <w:sz w:val="36"/>
-          <w:szCs w:val="36"/>
-        </w:rPr>
-      </w:pPr>
-      <w:r>
-        <w:rPr>
-          <w:rFonts w:ascii="Calibri" w:hAnsi="Calibri" w:cs="Calibri"/>
-          <w:b/>
-          <w:bCs/>
-          <w:color w:val="D86DCB" w:themeColor="accent5" w:themeTint="99"/>
-          <w:sz w:val="36"/>
-          <w:szCs w:val="36"/>
+          <w:sz w:val="34"/>
+          <w:szCs w:val="34"/>
+        </w:rPr>
+      </w:pPr>
+      <w:r>
+        <w:rPr>
+          <w:rFonts w:ascii="Calibri" w:hAnsi="Calibri" w:cs="Calibri"/>
+          <w:b/>
+          <w:bCs/>
+          <w:color w:val="D86DCB" w:themeColor="accent5" w:themeTint="99"/>
+          <w:sz w:val="34"/>
+          <w:szCs w:val="34"/>
+        </w:rPr>
+        <w:t>result = np.dot(a, b)</w:t>
+      </w:r>
+    </w:p>
+    <w:p>
+      <w:pPr>
+        <w:jc w:val="both"/>
+        <w:rPr>
+          <w:rFonts w:ascii="Calibri" w:hAnsi="Calibri" w:cs="Calibri"/>
+          <w:b/>
+          <w:bCs/>
+          <w:color w:val="D86DCB" w:themeColor="accent5" w:themeTint="99"/>
+          <w:sz w:val="34"/>
+          <w:szCs w:val="34"/>
+        </w:rPr>
+      </w:pPr>
+      <w:r>
+        <w:rPr>
+          <w:rFonts w:ascii="Calibri" w:hAnsi="Calibri" w:cs="Calibri"/>
+          <w:b/>
+          <w:bCs/>
+          <w:color w:val="D86DCB" w:themeColor="accent5" w:themeTint="99"/>
+          <w:sz w:val="34"/>
+          <w:szCs w:val="34"/>
         </w:rPr>
         <w:t>print(result)</w:t>
       </w:r>
@@ -2840,23 +2188,23 @@
           <w:rFonts w:ascii="Calibri" w:hAnsi="Calibri" w:cs="Calibri"/>
           <w:b/>
           <w:bCs/>
-          <w:sz w:val="36"/>
-          <w:szCs w:val="36"/>
-        </w:rPr>
-      </w:pPr>
-      <w:r>
-        <w:rPr>
-          <w:rFonts w:ascii="Calibri" w:hAnsi="Calibri" w:cs="Calibri"/>
-          <w:sz w:val="36"/>
-          <w:szCs w:val="36"/>
+          <w:sz w:val="34"/>
+          <w:szCs w:val="34"/>
+        </w:rPr>
+      </w:pPr>
+      <w:r>
+        <w:rPr>
+          <w:rFonts w:ascii="Calibri" w:hAnsi="Calibri" w:cs="Calibri"/>
+          <w:sz w:val="34"/>
+          <w:szCs w:val="34"/>
         </w:rPr>
         <w:t xml:space="preserve"># Short hand of this is </w:t>
       </w:r>
       <w:r>
         <w:rPr>
           <w:rFonts w:ascii="Calibri" w:hAnsi="Calibri" w:cs="Calibri"/>
-          <w:sz w:val="36"/>
-          <w:szCs w:val="36"/>
+          <w:sz w:val="34"/>
+          <w:szCs w:val="34"/>
         </w:rPr>
         <w:t xml:space="preserve">just using </w:t>
       </w:r>
@@ -2865,63 +2213,52 @@
           <w:rFonts w:ascii="Calibri" w:hAnsi="Calibri" w:cs="Calibri"/>
           <w:b/>
           <w:bCs/>
-          <w:sz w:val="36"/>
-          <w:szCs w:val="36"/>
+          <w:sz w:val="34"/>
+          <w:szCs w:val="34"/>
         </w:rPr>
         <w:t>@</w:t>
       </w:r>
       <w:r>
         <w:rPr>
           <w:rFonts w:ascii="Calibri" w:hAnsi="Calibri" w:cs="Calibri"/>
-          <w:sz w:val="36"/>
-          <w:szCs w:val="36"/>
+          <w:sz w:val="34"/>
+          <w:szCs w:val="34"/>
         </w:rPr>
         <w:t xml:space="preserve">. Same as </w:t>
       </w:r>
-      <w:proofErr w:type="gramStart"/>
-      <w:r>
-        <w:rPr>
-          <w:rFonts w:ascii="Calibri" w:hAnsi="Calibri" w:cs="Calibri"/>
-          <w:b/>
-          <w:bCs/>
-          <w:sz w:val="36"/>
-          <w:szCs w:val="36"/>
-        </w:rPr>
-        <w:t>np.dot(</w:t>
-      </w:r>
-      <w:proofErr w:type="gramEnd"/>
-      <w:r>
-        <w:rPr>
-          <w:rFonts w:ascii="Calibri" w:hAnsi="Calibri" w:cs="Calibri"/>
-          <w:b/>
-          <w:bCs/>
-          <w:sz w:val="36"/>
-          <w:szCs w:val="36"/>
-        </w:rPr>
-        <w:t>a, b)</w:t>
-      </w:r>
-    </w:p>
-    <w:p>
-      <w:pPr>
-        <w:jc w:val="both"/>
-        <w:rPr>
-          <w:rFonts w:ascii="Calibri" w:hAnsi="Calibri" w:cs="Calibri"/>
-          <w:b/>
-          <w:bCs/>
-          <w:color w:val="D86DCB" w:themeColor="accent5" w:themeTint="99"/>
-          <w:sz w:val="36"/>
-          <w:szCs w:val="36"/>
-        </w:rPr>
-      </w:pPr>
-      <w:r>
-        <w:rPr>
-          <w:rFonts w:ascii="Calibri" w:hAnsi="Calibri" w:cs="Calibri"/>
-          <w:b/>
-          <w:bCs/>
-          <w:color w:val="D86DCB" w:themeColor="accent5" w:themeTint="99"/>
-          <w:sz w:val="36"/>
-          <w:szCs w:val="36"/>
-        </w:rPr>
+      <w:r>
+        <w:rPr>
+          <w:rFonts w:ascii="Calibri" w:hAnsi="Calibri" w:cs="Calibri"/>
+          <w:b/>
+          <w:bCs/>
+          <w:sz w:val="34"/>
+          <w:szCs w:val="34"/>
+        </w:rPr>
+        <w:t>np.dot(a, b)</w:t>
+      </w:r>
+    </w:p>
+    <w:p>
+      <w:pPr>
+        <w:jc w:val="both"/>
+        <w:rPr>
+          <w:rFonts w:ascii="Calibri" w:hAnsi="Calibri" w:cs="Calibri"/>
+          <w:b/>
+          <w:bCs/>
+          <w:color w:val="D86DCB" w:themeColor="accent5" w:themeTint="99"/>
+          <w:sz w:val="34"/>
+          <w:szCs w:val="34"/>
+        </w:rPr>
+      </w:pPr>
+      <w:r>
+        <w:rPr>
+          <w:rFonts w:ascii="Calibri" w:hAnsi="Calibri" w:cs="Calibri"/>
+          <w:b/>
+          <w:bCs/>
+          <w:color w:val="D86DCB" w:themeColor="accent5" w:themeTint="99"/>
+          <w:sz w:val="34"/>
+          <w:szCs w:val="34"/>
+        </w:rPr>
+        <w:lastRenderedPageBreak/>
         <w:t>result = a @ b</w:t>
       </w:r>
     </w:p>
@@ -2930,48 +2267,48 @@
         <w:jc w:val="both"/>
         <w:rPr>
           <w:rFonts w:ascii="Calibri" w:hAnsi="Calibri" w:cs="Calibri"/>
-          <w:sz w:val="36"/>
-          <w:szCs w:val="36"/>
-        </w:rPr>
-      </w:pPr>
-    </w:p>
-    <w:p>
-      <w:pPr>
-        <w:jc w:val="both"/>
-        <w:rPr>
-          <w:rFonts w:ascii="Calibri" w:hAnsi="Calibri" w:cs="Calibri"/>
-          <w:sz w:val="36"/>
-          <w:szCs w:val="36"/>
-        </w:rPr>
-      </w:pPr>
-    </w:p>
-    <w:p>
-      <w:pPr>
-        <w:jc w:val="both"/>
-        <w:rPr>
-          <w:rFonts w:ascii="Calibri" w:hAnsi="Calibri" w:cs="Calibri"/>
-          <w:sz w:val="36"/>
-          <w:szCs w:val="36"/>
-        </w:rPr>
-      </w:pPr>
-    </w:p>
-    <w:p>
-      <w:pPr>
-        <w:jc w:val="both"/>
-        <w:rPr>
-          <w:rFonts w:ascii="Calibri" w:hAnsi="Calibri" w:cs="Calibri"/>
-          <w:sz w:val="36"/>
-          <w:szCs w:val="36"/>
-        </w:rPr>
-      </w:pPr>
-    </w:p>
-    <w:p>
-      <w:pPr>
-        <w:jc w:val="both"/>
-        <w:rPr>
-          <w:rFonts w:ascii="Calibri" w:hAnsi="Calibri" w:cs="Calibri"/>
-          <w:sz w:val="36"/>
-          <w:szCs w:val="36"/>
+          <w:sz w:val="34"/>
+          <w:szCs w:val="34"/>
+        </w:rPr>
+      </w:pPr>
+    </w:p>
+    <w:p>
+      <w:pPr>
+        <w:jc w:val="both"/>
+        <w:rPr>
+          <w:rFonts w:ascii="Calibri" w:hAnsi="Calibri" w:cs="Calibri"/>
+          <w:sz w:val="34"/>
+          <w:szCs w:val="34"/>
+        </w:rPr>
+      </w:pPr>
+    </w:p>
+    <w:p>
+      <w:pPr>
+        <w:jc w:val="both"/>
+        <w:rPr>
+          <w:rFonts w:ascii="Calibri" w:hAnsi="Calibri" w:cs="Calibri"/>
+          <w:sz w:val="34"/>
+          <w:szCs w:val="34"/>
+        </w:rPr>
+      </w:pPr>
+    </w:p>
+    <w:p>
+      <w:pPr>
+        <w:jc w:val="both"/>
+        <w:rPr>
+          <w:rFonts w:ascii="Calibri" w:hAnsi="Calibri" w:cs="Calibri"/>
+          <w:sz w:val="34"/>
+          <w:szCs w:val="34"/>
+        </w:rPr>
+      </w:pPr>
+    </w:p>
+    <w:p>
+      <w:pPr>
+        <w:jc w:val="both"/>
+        <w:rPr>
+          <w:rFonts w:ascii="Calibri" w:hAnsi="Calibri" w:cs="Calibri"/>
+          <w:sz w:val="34"/>
+          <w:szCs w:val="34"/>
         </w:rPr>
       </w:pPr>
     </w:p>
